--- a/Cnnn-Wri/C112-Ezr.docx
+++ b/Cnnn-Wri/C112-Ezr.docx
@@ -515,7 +515,7 @@
           <w:shd w:val="clear" w:color="auto" w:fill="FFFFFF"/>
           <w:rtl/>
         </w:rPr>
-        <w:t xml:space="preserve">וְאֵ֣לֶּה ׀ בְּנֵ֣י הַמְּדִינָ֗ה הָֽעֹלִים֙ מִשְּׁבִ֣י הַגּוֹלָ֔ה אֲשֶׁ֥ר הֶגְלָ֛ה </w:t>
+        <w:t xml:space="preserve">וְאֵ֣לֶּה׀ בְּנֵ֣י הַמְּדִינָ֗ה הָֽעֹלִים֙ מִשְּׁבִ֣י הַגּוֹלָ֔ה אֲשֶׁ֥ר הֶגְלָ֛ה </w:t>
       </w:r>
       <w:r>
         <w:rPr>
@@ -730,7 +730,119 @@
           <w:shd w:val="clear" w:color="auto" w:fill="FFFFFF"/>
           <w:rtl/>
         </w:rPr>
-        <w:t xml:space="preserve">בְּנֵ֣י אָרַ֔ח שְׁבַ֥ע מֵא֖וֹת חֲמִשָּׁ֥ה </w:t>
+        <w:t>בְּנֵ֣י אָרַ֔ח שְׁבַ֥ע מֵא֖וֹת חֲמִשָּׁ֥ה וְשִׁבְעִֽים׃</w:t>
+      </w:r>
+      <w:r>
+        <w:rPr>
+          <w:rFonts w:ascii="SBL Hebrew" w:hAnsi="SBL Hebrew" w:cs="SBL Hebrew"/>
+          <w:color w:val="003300"/>
+          <w:sz w:val="32"/>
+          <w:szCs w:val="32"/>
+          <w:shd w:val="clear" w:color="auto" w:fill="FFFFFF"/>
+          <w:rtl/>
+        </w:rPr>
+        <w:t> {</w:t>
+      </w:r>
+      <w:r>
+        <w:rPr>
+          <w:rFonts w:ascii="SBL Hebrew" w:hAnsi="SBL Hebrew" w:cs="SBL Hebrew"/>
+          <w:color w:val="003300"/>
+          <w:sz w:val="32"/>
+          <w:szCs w:val="32"/>
+          <w:rtl/>
+        </w:rPr>
+        <w:t>ס}</w:t>
+      </w:r>
+      <w:r>
+        <w:rPr>
+          <w:rFonts w:ascii="SBL Hebrew" w:hAnsi="SBL Hebrew" w:cs="SBL Hebrew"/>
+          <w:color w:val="993300"/>
+          <w:sz w:val="32"/>
+          <w:szCs w:val="32"/>
+          <w:rtl/>
+        </w:rPr>
+        <w:t xml:space="preserve"> </w:t>
+      </w:r>
+      <w:r>
+        <w:rPr>
+          <w:rFonts w:ascii="SBL Hebrew" w:hAnsi="SBL Hebrew" w:cs="SBL Hebrew"/>
+          <w:b/>
+          <w:bCs/>
+          <w:color w:val="003300"/>
+          <w:sz w:val="32"/>
+          <w:szCs w:val="32"/>
+          <w:shd w:val="clear" w:color="auto" w:fill="FFFFFF"/>
+          <w:vertAlign w:val="superscript"/>
+          <w:rtl/>
+        </w:rPr>
+        <w:t>ו </w:t>
+      </w:r>
+      <w:r>
+        <w:rPr>
+          <w:rFonts w:ascii="SBL Hebrew" w:hAnsi="SBL Hebrew" w:cs="SBL Hebrew"/>
+          <w:color w:val="993300"/>
+          <w:sz w:val="32"/>
+          <w:szCs w:val="32"/>
+          <w:shd w:val="clear" w:color="auto" w:fill="FFFFFF"/>
+          <w:rtl/>
+        </w:rPr>
+        <w:t>בְּנֵֽי־פַחַ֥ת מוֹאָ֛ב לִבְנֵ֥י יֵשׁ֖וּעַ יוֹאָ֑ב אַלְפַּ֕יִם שְׁמֹנֶ֥ה מֵא֖וֹת וּשְׁנֵ֥ים עָשָֽׂר׃</w:t>
+      </w:r>
+      <w:r>
+        <w:rPr>
+          <w:rFonts w:ascii="SBL Hebrew" w:hAnsi="SBL Hebrew" w:cs="SBL Hebrew"/>
+          <w:color w:val="003300"/>
+          <w:sz w:val="32"/>
+          <w:szCs w:val="32"/>
+          <w:shd w:val="clear" w:color="auto" w:fill="FFFFFF"/>
+          <w:rtl/>
+        </w:rPr>
+        <w:t> {</w:t>
+      </w:r>
+      <w:r>
+        <w:rPr>
+          <w:rFonts w:ascii="SBL Hebrew" w:hAnsi="SBL Hebrew" w:cs="SBL Hebrew"/>
+          <w:color w:val="003300"/>
+          <w:sz w:val="32"/>
+          <w:szCs w:val="32"/>
+          <w:rtl/>
+        </w:rPr>
+        <w:t>ס}</w:t>
+      </w:r>
+      <w:r>
+        <w:rPr>
+          <w:rFonts w:ascii="SBL Hebrew" w:hAnsi="SBL Hebrew" w:cs="SBL Hebrew"/>
+          <w:color w:val="993300"/>
+          <w:sz w:val="32"/>
+          <w:szCs w:val="32"/>
+          <w:rtl/>
+        </w:rPr>
+        <w:t xml:space="preserve"> </w:t>
+      </w:r>
+      <w:r>
+        <w:rPr>
+          <w:rFonts w:ascii="SBL Hebrew" w:hAnsi="SBL Hebrew" w:cs="SBL Hebrew"/>
+          <w:b/>
+          <w:bCs/>
+          <w:color w:val="003300"/>
+          <w:sz w:val="32"/>
+          <w:szCs w:val="32"/>
+          <w:shd w:val="clear" w:color="auto" w:fill="FFFFFF"/>
+          <w:vertAlign w:val="superscript"/>
+          <w:rtl/>
+        </w:rPr>
+        <w:t>ז </w:t>
+      </w:r>
+      <w:r>
+        <w:rPr>
+          <w:rFonts w:ascii="SBL Hebrew" w:hAnsi="SBL Hebrew" w:cs="SBL Hebrew"/>
+          <w:color w:val="993300"/>
+          <w:sz w:val="32"/>
+          <w:szCs w:val="32"/>
+          <w:shd w:val="clear" w:color="auto" w:fill="FFFFFF"/>
+          <w:rtl/>
+        </w:rPr>
+        <w:t xml:space="preserve">בְּנֵ֣י עֵילָ֔ם אֶ֕לֶף מָאתַ֖יִם חֲמִשִּׁ֥ים </w:t>
       </w:r>
       <w:r>
         <w:rPr>
@@ -742,119 +854,7 @@
           <w:rtl/>
         </w:rPr>
         <w:lastRenderedPageBreak/>
-        <w:t>וְשִׁבְעִֽים׃</w:t>
-      </w:r>
-      <w:r>
-        <w:rPr>
-          <w:rFonts w:ascii="SBL Hebrew" w:hAnsi="SBL Hebrew" w:cs="SBL Hebrew"/>
-          <w:color w:val="003300"/>
-          <w:sz w:val="32"/>
-          <w:szCs w:val="32"/>
-          <w:shd w:val="clear" w:color="auto" w:fill="FFFFFF"/>
-          <w:rtl/>
-        </w:rPr>
-        <w:t> {</w:t>
-      </w:r>
-      <w:r>
-        <w:rPr>
-          <w:rFonts w:ascii="SBL Hebrew" w:hAnsi="SBL Hebrew" w:cs="SBL Hebrew"/>
-          <w:color w:val="003300"/>
-          <w:sz w:val="32"/>
-          <w:szCs w:val="32"/>
-          <w:rtl/>
-        </w:rPr>
-        <w:t>ס}</w:t>
-      </w:r>
-      <w:r>
-        <w:rPr>
-          <w:rFonts w:ascii="SBL Hebrew" w:hAnsi="SBL Hebrew" w:cs="SBL Hebrew"/>
-          <w:color w:val="993300"/>
-          <w:sz w:val="32"/>
-          <w:szCs w:val="32"/>
-          <w:rtl/>
-        </w:rPr>
-        <w:t xml:space="preserve"> </w:t>
-      </w:r>
-      <w:r>
-        <w:rPr>
-          <w:rFonts w:ascii="SBL Hebrew" w:hAnsi="SBL Hebrew" w:cs="SBL Hebrew"/>
-          <w:b/>
-          <w:bCs/>
-          <w:color w:val="003300"/>
-          <w:sz w:val="32"/>
-          <w:szCs w:val="32"/>
-          <w:shd w:val="clear" w:color="auto" w:fill="FFFFFF"/>
-          <w:vertAlign w:val="superscript"/>
-          <w:rtl/>
-        </w:rPr>
-        <w:t>ו </w:t>
-      </w:r>
-      <w:r>
-        <w:rPr>
-          <w:rFonts w:ascii="SBL Hebrew" w:hAnsi="SBL Hebrew" w:cs="SBL Hebrew"/>
-          <w:color w:val="993300"/>
-          <w:sz w:val="32"/>
-          <w:szCs w:val="32"/>
-          <w:shd w:val="clear" w:color="auto" w:fill="FFFFFF"/>
-          <w:rtl/>
-        </w:rPr>
-        <w:t>בְּנֵֽי־פַחַ֥ת מוֹאָ֛ב לִבְנֵ֥י יֵשׁ֖וּעַ יוֹאָ֑ב אַלְפַּ֕יִם שְׁמֹנֶ֥ה מֵא֖וֹת וּשְׁנֵ֥ים עָשָֽׂר׃</w:t>
-      </w:r>
-      <w:r>
-        <w:rPr>
-          <w:rFonts w:ascii="SBL Hebrew" w:hAnsi="SBL Hebrew" w:cs="SBL Hebrew"/>
-          <w:color w:val="003300"/>
-          <w:sz w:val="32"/>
-          <w:szCs w:val="32"/>
-          <w:shd w:val="clear" w:color="auto" w:fill="FFFFFF"/>
-          <w:rtl/>
-        </w:rPr>
-        <w:t> {</w:t>
-      </w:r>
-      <w:r>
-        <w:rPr>
-          <w:rFonts w:ascii="SBL Hebrew" w:hAnsi="SBL Hebrew" w:cs="SBL Hebrew"/>
-          <w:color w:val="003300"/>
-          <w:sz w:val="32"/>
-          <w:szCs w:val="32"/>
-          <w:rtl/>
-        </w:rPr>
-        <w:t>ס}</w:t>
-      </w:r>
-      <w:r>
-        <w:rPr>
-          <w:rFonts w:ascii="SBL Hebrew" w:hAnsi="SBL Hebrew" w:cs="SBL Hebrew"/>
-          <w:color w:val="993300"/>
-          <w:sz w:val="32"/>
-          <w:szCs w:val="32"/>
-          <w:rtl/>
-        </w:rPr>
-        <w:t xml:space="preserve"> </w:t>
-      </w:r>
-      <w:r>
-        <w:rPr>
-          <w:rFonts w:ascii="SBL Hebrew" w:hAnsi="SBL Hebrew" w:cs="SBL Hebrew"/>
-          <w:b/>
-          <w:bCs/>
-          <w:color w:val="003300"/>
-          <w:sz w:val="32"/>
-          <w:szCs w:val="32"/>
-          <w:shd w:val="clear" w:color="auto" w:fill="FFFFFF"/>
-          <w:vertAlign w:val="superscript"/>
-          <w:rtl/>
-        </w:rPr>
-        <w:t>ז </w:t>
-      </w:r>
-      <w:r>
-        <w:rPr>
-          <w:rFonts w:ascii="SBL Hebrew" w:hAnsi="SBL Hebrew" w:cs="SBL Hebrew"/>
-          <w:color w:val="993300"/>
-          <w:sz w:val="32"/>
-          <w:szCs w:val="32"/>
-          <w:shd w:val="clear" w:color="auto" w:fill="FFFFFF"/>
-          <w:rtl/>
-        </w:rPr>
-        <w:t>בְּנֵ֣י עֵילָ֔ם אֶ֕לֶף מָאתַ֖יִם חֲמִשִּׁ֥ים וְאַרְבָּעָֽה׃</w:t>
+        <w:t>וְאַרְבָּעָֽה׃</w:t>
       </w:r>
       <w:r>
         <w:rPr>
@@ -3186,178 +3186,178 @@
           <w:shd w:val="clear" w:color="auto" w:fill="FFFFFF"/>
           <w:rtl/>
         </w:rPr>
+        <w:t>פָדֽוֹן׃</w:t>
+      </w:r>
+      <w:r>
+        <w:rPr>
+          <w:rFonts w:ascii="SBL Hebrew" w:hAnsi="SBL Hebrew" w:cs="SBL Hebrew"/>
+          <w:color w:val="003300"/>
+          <w:sz w:val="32"/>
+          <w:szCs w:val="32"/>
+          <w:shd w:val="clear" w:color="auto" w:fill="FFFFFF"/>
+          <w:rtl/>
+        </w:rPr>
+        <w:t> {</w:t>
+      </w:r>
+      <w:r>
+        <w:rPr>
+          <w:rFonts w:ascii="SBL Hebrew" w:hAnsi="SBL Hebrew" w:cs="SBL Hebrew"/>
+          <w:color w:val="003300"/>
+          <w:sz w:val="32"/>
+          <w:szCs w:val="32"/>
+          <w:rtl/>
+        </w:rPr>
+        <w:t>ס}</w:t>
+      </w:r>
+      <w:r>
+        <w:rPr>
+          <w:rFonts w:ascii="SBL Hebrew" w:hAnsi="SBL Hebrew" w:cs="SBL Hebrew"/>
+          <w:color w:val="993300"/>
+          <w:sz w:val="32"/>
+          <w:szCs w:val="32"/>
+          <w:rtl/>
+        </w:rPr>
+        <w:t xml:space="preserve"> </w:t>
+      </w:r>
+      <w:r>
+        <w:rPr>
+          <w:rFonts w:ascii="SBL Hebrew" w:hAnsi="SBL Hebrew" w:cs="SBL Hebrew"/>
+          <w:b/>
+          <w:bCs/>
+          <w:color w:val="003300"/>
+          <w:sz w:val="32"/>
+          <w:szCs w:val="32"/>
+          <w:shd w:val="clear" w:color="auto" w:fill="FFFFFF"/>
+          <w:vertAlign w:val="superscript"/>
+          <w:rtl/>
+        </w:rPr>
+        <w:t>מה </w:t>
+      </w:r>
+      <w:r>
+        <w:rPr>
+          <w:rFonts w:ascii="SBL Hebrew" w:hAnsi="SBL Hebrew" w:cs="SBL Hebrew"/>
+          <w:color w:val="993300"/>
+          <w:sz w:val="32"/>
+          <w:szCs w:val="32"/>
+          <w:shd w:val="clear" w:color="auto" w:fill="FFFFFF"/>
+          <w:rtl/>
+        </w:rPr>
+        <w:t>בְּנֵי־לְבָנָ֥ה</w:t>
+      </w:r>
+      <w:r>
+        <w:rPr>
+          <w:rFonts w:ascii="SBL Hebrew" w:hAnsi="SBL Hebrew" w:cs="SBL Hebrew"/>
+          <w:color w:val="003300"/>
+          <w:sz w:val="32"/>
+          <w:szCs w:val="32"/>
+          <w:shd w:val="clear" w:color="auto" w:fill="FFFFFF"/>
+          <w:rtl/>
+        </w:rPr>
+        <w:t> {</w:t>
+      </w:r>
+      <w:r>
+        <w:rPr>
+          <w:rFonts w:ascii="SBL Hebrew" w:hAnsi="SBL Hebrew" w:cs="SBL Hebrew"/>
+          <w:color w:val="003300"/>
+          <w:sz w:val="32"/>
+          <w:szCs w:val="32"/>
+          <w:rtl/>
+        </w:rPr>
+        <w:t>ס}</w:t>
+      </w:r>
+      <w:r>
+        <w:rPr>
+          <w:rFonts w:ascii="SBL Hebrew" w:hAnsi="SBL Hebrew" w:cs="SBL Hebrew"/>
+          <w:color w:val="993300"/>
+          <w:sz w:val="32"/>
+          <w:szCs w:val="32"/>
+          <w:rtl/>
+        </w:rPr>
+        <w:t xml:space="preserve"> </w:t>
+      </w:r>
+      <w:r>
+        <w:rPr>
+          <w:rFonts w:ascii="SBL Hebrew" w:hAnsi="SBL Hebrew" w:cs="SBL Hebrew"/>
+          <w:color w:val="993300"/>
+          <w:sz w:val="32"/>
+          <w:szCs w:val="32"/>
+          <w:shd w:val="clear" w:color="auto" w:fill="FFFFFF"/>
+          <w:rtl/>
+        </w:rPr>
+        <w:t>בְנֵי־חֲגָבָ֖ה</w:t>
+      </w:r>
+      <w:r>
+        <w:rPr>
+          <w:rFonts w:ascii="SBL Hebrew" w:hAnsi="SBL Hebrew" w:cs="SBL Hebrew"/>
+          <w:color w:val="003300"/>
+          <w:sz w:val="32"/>
+          <w:szCs w:val="32"/>
+          <w:shd w:val="clear" w:color="auto" w:fill="FFFFFF"/>
+          <w:rtl/>
+        </w:rPr>
+        <w:t> {</w:t>
+      </w:r>
+      <w:r>
+        <w:rPr>
+          <w:rFonts w:ascii="SBL Hebrew" w:hAnsi="SBL Hebrew" w:cs="SBL Hebrew"/>
+          <w:color w:val="003300"/>
+          <w:sz w:val="32"/>
+          <w:szCs w:val="32"/>
+          <w:rtl/>
+        </w:rPr>
+        <w:t>ס}</w:t>
+      </w:r>
+      <w:r>
+        <w:rPr>
+          <w:rFonts w:ascii="SBL Hebrew" w:hAnsi="SBL Hebrew" w:cs="SBL Hebrew"/>
+          <w:color w:val="993300"/>
+          <w:sz w:val="32"/>
+          <w:szCs w:val="32"/>
+          <w:rtl/>
+        </w:rPr>
+        <w:t xml:space="preserve"> </w:t>
+      </w:r>
+      <w:r>
+        <w:rPr>
+          <w:rFonts w:ascii="SBL Hebrew" w:hAnsi="SBL Hebrew" w:cs="SBL Hebrew"/>
+          <w:color w:val="993300"/>
+          <w:sz w:val="32"/>
+          <w:szCs w:val="32"/>
+          <w:shd w:val="clear" w:color="auto" w:fill="FFFFFF"/>
+          <w:rtl/>
+        </w:rPr>
+        <w:t>בְּנֵ֥י</w:t>
+      </w:r>
+      <w:r>
+        <w:rPr>
+          <w:rFonts w:ascii="SBL Hebrew" w:hAnsi="SBL Hebrew" w:cs="SBL Hebrew"/>
+          <w:color w:val="003300"/>
+          <w:sz w:val="32"/>
+          <w:szCs w:val="32"/>
+          <w:rtl/>
+        </w:rPr>
+        <w:t> {ר}</w:t>
+      </w:r>
+      <w:r>
+        <w:rPr>
+          <w:rFonts w:ascii="SBL Hebrew" w:hAnsi="SBL Hebrew" w:cs="SBL Hebrew"/>
+          <w:color w:val="993300"/>
+          <w:sz w:val="32"/>
+          <w:szCs w:val="32"/>
+          <w:rtl/>
+        </w:rPr>
+        <w:br/>
+      </w:r>
+      <w:r>
+        <w:rPr>
+          <w:rFonts w:ascii="SBL Hebrew" w:hAnsi="SBL Hebrew" w:cs="SBL Hebrew"/>
+          <w:color w:val="993300"/>
+          <w:sz w:val="32"/>
+          <w:szCs w:val="32"/>
+          <w:shd w:val="clear" w:color="auto" w:fill="FFFFFF"/>
+          <w:rtl/>
+        </w:rPr>
         <w:lastRenderedPageBreak/>
-        <w:t>פָדֽוֹן׃</w:t>
-      </w:r>
-      <w:r>
-        <w:rPr>
-          <w:rFonts w:ascii="SBL Hebrew" w:hAnsi="SBL Hebrew" w:cs="SBL Hebrew"/>
-          <w:color w:val="003300"/>
-          <w:sz w:val="32"/>
-          <w:szCs w:val="32"/>
-          <w:shd w:val="clear" w:color="auto" w:fill="FFFFFF"/>
-          <w:rtl/>
-        </w:rPr>
-        <w:t> {</w:t>
-      </w:r>
-      <w:r>
-        <w:rPr>
-          <w:rFonts w:ascii="SBL Hebrew" w:hAnsi="SBL Hebrew" w:cs="SBL Hebrew"/>
-          <w:color w:val="003300"/>
-          <w:sz w:val="32"/>
-          <w:szCs w:val="32"/>
-          <w:rtl/>
-        </w:rPr>
-        <w:t>ס}</w:t>
-      </w:r>
-      <w:r>
-        <w:rPr>
-          <w:rFonts w:ascii="SBL Hebrew" w:hAnsi="SBL Hebrew" w:cs="SBL Hebrew"/>
-          <w:color w:val="993300"/>
-          <w:sz w:val="32"/>
-          <w:szCs w:val="32"/>
-          <w:rtl/>
-        </w:rPr>
-        <w:t xml:space="preserve"> </w:t>
-      </w:r>
-      <w:r>
-        <w:rPr>
-          <w:rFonts w:ascii="SBL Hebrew" w:hAnsi="SBL Hebrew" w:cs="SBL Hebrew"/>
-          <w:b/>
-          <w:bCs/>
-          <w:color w:val="003300"/>
-          <w:sz w:val="32"/>
-          <w:szCs w:val="32"/>
-          <w:shd w:val="clear" w:color="auto" w:fill="FFFFFF"/>
-          <w:vertAlign w:val="superscript"/>
-          <w:rtl/>
-        </w:rPr>
-        <w:t>מה </w:t>
-      </w:r>
-      <w:r>
-        <w:rPr>
-          <w:rFonts w:ascii="SBL Hebrew" w:hAnsi="SBL Hebrew" w:cs="SBL Hebrew"/>
-          <w:color w:val="993300"/>
-          <w:sz w:val="32"/>
-          <w:szCs w:val="32"/>
-          <w:shd w:val="clear" w:color="auto" w:fill="FFFFFF"/>
-          <w:rtl/>
-        </w:rPr>
-        <w:t>בְּנֵי־לְבָנָ֥ה</w:t>
-      </w:r>
-      <w:r>
-        <w:rPr>
-          <w:rFonts w:ascii="SBL Hebrew" w:hAnsi="SBL Hebrew" w:cs="SBL Hebrew"/>
-          <w:color w:val="003300"/>
-          <w:sz w:val="32"/>
-          <w:szCs w:val="32"/>
-          <w:shd w:val="clear" w:color="auto" w:fill="FFFFFF"/>
-          <w:rtl/>
-        </w:rPr>
-        <w:t> {</w:t>
-      </w:r>
-      <w:r>
-        <w:rPr>
-          <w:rFonts w:ascii="SBL Hebrew" w:hAnsi="SBL Hebrew" w:cs="SBL Hebrew"/>
-          <w:color w:val="003300"/>
-          <w:sz w:val="32"/>
-          <w:szCs w:val="32"/>
-          <w:rtl/>
-        </w:rPr>
-        <w:t>ס}</w:t>
-      </w:r>
-      <w:r>
-        <w:rPr>
-          <w:rFonts w:ascii="SBL Hebrew" w:hAnsi="SBL Hebrew" w:cs="SBL Hebrew"/>
-          <w:color w:val="993300"/>
-          <w:sz w:val="32"/>
-          <w:szCs w:val="32"/>
-          <w:rtl/>
-        </w:rPr>
-        <w:t xml:space="preserve"> </w:t>
-      </w:r>
-      <w:r>
-        <w:rPr>
-          <w:rFonts w:ascii="SBL Hebrew" w:hAnsi="SBL Hebrew" w:cs="SBL Hebrew"/>
-          <w:color w:val="993300"/>
-          <w:sz w:val="32"/>
-          <w:szCs w:val="32"/>
-          <w:shd w:val="clear" w:color="auto" w:fill="FFFFFF"/>
-          <w:rtl/>
-        </w:rPr>
-        <w:t>בְנֵי־חֲגָבָ֖ה</w:t>
-      </w:r>
-      <w:r>
-        <w:rPr>
-          <w:rFonts w:ascii="SBL Hebrew" w:hAnsi="SBL Hebrew" w:cs="SBL Hebrew"/>
-          <w:color w:val="003300"/>
-          <w:sz w:val="32"/>
-          <w:szCs w:val="32"/>
-          <w:shd w:val="clear" w:color="auto" w:fill="FFFFFF"/>
-          <w:rtl/>
-        </w:rPr>
-        <w:t> {</w:t>
-      </w:r>
-      <w:r>
-        <w:rPr>
-          <w:rFonts w:ascii="SBL Hebrew" w:hAnsi="SBL Hebrew" w:cs="SBL Hebrew"/>
-          <w:color w:val="003300"/>
-          <w:sz w:val="32"/>
-          <w:szCs w:val="32"/>
-          <w:rtl/>
-        </w:rPr>
-        <w:t>ס}</w:t>
-      </w:r>
-      <w:r>
-        <w:rPr>
-          <w:rFonts w:ascii="SBL Hebrew" w:hAnsi="SBL Hebrew" w:cs="SBL Hebrew"/>
-          <w:color w:val="993300"/>
-          <w:sz w:val="32"/>
-          <w:szCs w:val="32"/>
-          <w:rtl/>
-        </w:rPr>
-        <w:t xml:space="preserve"> </w:t>
-      </w:r>
-      <w:r>
-        <w:rPr>
-          <w:rFonts w:ascii="SBL Hebrew" w:hAnsi="SBL Hebrew" w:cs="SBL Hebrew"/>
-          <w:color w:val="993300"/>
-          <w:sz w:val="32"/>
-          <w:szCs w:val="32"/>
-          <w:shd w:val="clear" w:color="auto" w:fill="FFFFFF"/>
-          <w:rtl/>
-        </w:rPr>
-        <w:t>בְּנֵ֥י</w:t>
-      </w:r>
-      <w:r>
-        <w:rPr>
-          <w:rFonts w:ascii="SBL Hebrew" w:hAnsi="SBL Hebrew" w:cs="SBL Hebrew"/>
-          <w:color w:val="003300"/>
-          <w:sz w:val="32"/>
-          <w:szCs w:val="32"/>
-          <w:rtl/>
-        </w:rPr>
-        <w:t> {ר}</w:t>
-      </w:r>
-      <w:r>
-        <w:rPr>
-          <w:rFonts w:ascii="SBL Hebrew" w:hAnsi="SBL Hebrew" w:cs="SBL Hebrew"/>
-          <w:color w:val="993300"/>
-          <w:sz w:val="32"/>
-          <w:szCs w:val="32"/>
-          <w:rtl/>
-        </w:rPr>
-        <w:br/>
-      </w:r>
-      <w:r>
-        <w:rPr>
-          <w:rFonts w:ascii="SBL Hebrew" w:hAnsi="SBL Hebrew" w:cs="SBL Hebrew"/>
-          <w:color w:val="993300"/>
-          <w:sz w:val="32"/>
-          <w:szCs w:val="32"/>
-          <w:shd w:val="clear" w:color="auto" w:fill="FFFFFF"/>
-          <w:rtl/>
-        </w:rPr>
         <w:t>עַקּֽוּב׃</w:t>
       </w:r>
       <w:r>
@@ -5582,7 +5582,57 @@
           <w:shd w:val="clear" w:color="auto" w:fill="FFFFFF"/>
           <w:rtl/>
         </w:rPr>
-        <w:t xml:space="preserve">וַיֹּ֤אמֶר הַתִּרְשָׁ֙תָא֙ לָהֶ֔ם אֲשֶׁ֥ר לֹא־יֹאכְל֖וּ מִקֹּ֣דֶשׁ הַקֳּדָשִׁ֑ים </w:t>
+        <w:t xml:space="preserve">וַיֹּ֤אמֶר הַתִּרְשָׁ֙תָא֙ לָהֶ֔ם אֲשֶׁ֥ר לֹא־יֹאכְל֖וּ מִקֹּ֣דֶשׁ הַקֳּדָשִׁ֑ים עַ֛ד עֲמֹ֥ד כֹּהֵ֖ן לְאוּרִ֥ים וּלְתֻמִּֽים׃ </w:t>
+      </w:r>
+      <w:r>
+        <w:rPr>
+          <w:rFonts w:ascii="SBL Hebrew" w:hAnsi="SBL Hebrew" w:cs="SBL Hebrew"/>
+          <w:b/>
+          <w:bCs/>
+          <w:color w:val="003300"/>
+          <w:sz w:val="32"/>
+          <w:szCs w:val="32"/>
+          <w:shd w:val="clear" w:color="auto" w:fill="FFFFFF"/>
+          <w:vertAlign w:val="superscript"/>
+          <w:rtl/>
+        </w:rPr>
+        <w:t>סד </w:t>
+      </w:r>
+      <w:r>
+        <w:rPr>
+          <w:rFonts w:ascii="SBL Hebrew" w:hAnsi="SBL Hebrew" w:cs="SBL Hebrew"/>
+          <w:color w:val="993300"/>
+          <w:sz w:val="32"/>
+          <w:szCs w:val="32"/>
+          <w:shd w:val="clear" w:color="auto" w:fill="FFFFFF"/>
+          <w:rtl/>
+        </w:rPr>
+        <w:t xml:space="preserve">כׇּל־הַקָּהָ֖ל כְּאֶחָ֑ד אַרְבַּ֣ע רִבּ֔וֹא אַלְפַּ֖יִם שְׁלֹשׁ־מֵא֥וֹת שִׁשִּֽׁים׃ </w:t>
+      </w:r>
+      <w:r>
+        <w:rPr>
+          <w:rFonts w:ascii="SBL Hebrew" w:hAnsi="SBL Hebrew" w:cs="SBL Hebrew"/>
+          <w:b/>
+          <w:bCs/>
+          <w:color w:val="003300"/>
+          <w:sz w:val="32"/>
+          <w:szCs w:val="32"/>
+          <w:shd w:val="clear" w:color="auto" w:fill="FFFFFF"/>
+          <w:vertAlign w:val="superscript"/>
+          <w:rtl/>
+        </w:rPr>
+        <w:t>סה </w:t>
+      </w:r>
+      <w:r>
+        <w:rPr>
+          <w:rFonts w:ascii="SBL Hebrew" w:hAnsi="SBL Hebrew" w:cs="SBL Hebrew"/>
+          <w:color w:val="993300"/>
+          <w:sz w:val="32"/>
+          <w:szCs w:val="32"/>
+          <w:shd w:val="clear" w:color="auto" w:fill="FFFFFF"/>
+          <w:rtl/>
+        </w:rPr>
+        <w:t xml:space="preserve">מִ֠לְּבַ֠ד עַבְדֵיהֶ֤ם וְאַמְהֹֽתֵיהֶם֙ אֵ֔לֶּה שִׁבְעַ֣ת </w:t>
       </w:r>
       <w:r>
         <w:rPr>
@@ -5594,57 +5644,7 @@
           <w:rtl/>
         </w:rPr>
         <w:lastRenderedPageBreak/>
-        <w:t xml:space="preserve">עַ֛ד עֲמֹ֥ד כֹּהֵ֖ן לְאוּרִ֥ים וּלְתֻמִּֽים׃ </w:t>
-      </w:r>
-      <w:r>
-        <w:rPr>
-          <w:rFonts w:ascii="SBL Hebrew" w:hAnsi="SBL Hebrew" w:cs="SBL Hebrew"/>
-          <w:b/>
-          <w:bCs/>
-          <w:color w:val="003300"/>
-          <w:sz w:val="32"/>
-          <w:szCs w:val="32"/>
-          <w:shd w:val="clear" w:color="auto" w:fill="FFFFFF"/>
-          <w:vertAlign w:val="superscript"/>
-          <w:rtl/>
-        </w:rPr>
-        <w:t>סד </w:t>
-      </w:r>
-      <w:r>
-        <w:rPr>
-          <w:rFonts w:ascii="SBL Hebrew" w:hAnsi="SBL Hebrew" w:cs="SBL Hebrew"/>
-          <w:color w:val="993300"/>
-          <w:sz w:val="32"/>
-          <w:szCs w:val="32"/>
-          <w:shd w:val="clear" w:color="auto" w:fill="FFFFFF"/>
-          <w:rtl/>
-        </w:rPr>
-        <w:t xml:space="preserve">כׇּל־הַקָּהָ֖ל כְּאֶחָ֑ד אַרְבַּ֣ע רִבּ֔וֹא אַלְפַּ֖יִם שְׁלֹשׁ־מֵא֥וֹת שִׁשִּֽׁים׃ </w:t>
-      </w:r>
-      <w:r>
-        <w:rPr>
-          <w:rFonts w:ascii="SBL Hebrew" w:hAnsi="SBL Hebrew" w:cs="SBL Hebrew"/>
-          <w:b/>
-          <w:bCs/>
-          <w:color w:val="003300"/>
-          <w:sz w:val="32"/>
-          <w:szCs w:val="32"/>
-          <w:shd w:val="clear" w:color="auto" w:fill="FFFFFF"/>
-          <w:vertAlign w:val="superscript"/>
-          <w:rtl/>
-        </w:rPr>
-        <w:t>סה </w:t>
-      </w:r>
-      <w:r>
-        <w:rPr>
-          <w:rFonts w:ascii="SBL Hebrew" w:hAnsi="SBL Hebrew" w:cs="SBL Hebrew"/>
-          <w:color w:val="993300"/>
-          <w:sz w:val="32"/>
-          <w:szCs w:val="32"/>
-          <w:shd w:val="clear" w:color="auto" w:fill="FFFFFF"/>
-          <w:rtl/>
-        </w:rPr>
-        <w:t xml:space="preserve">מִ֠לְּבַ֠ד עַבְדֵיהֶ֤ם וְאַמְהֹֽתֵיהֶם֙ אֵ֔לֶּה שִׁבְעַ֣ת אֲלָפִ֔ים שְׁלֹ֥שׁ מֵא֖וֹת שְׁלֹשִׁ֣ים וְשִׁבְעָ֑ה וְלָהֶ֛ם מְשֹׁרְרִ֥ים וּֽמְשֹׁרְר֖וֹת מָאתָֽיִם׃ </w:t>
+        <w:t xml:space="preserve">אֲלָפִ֔ים שְׁלֹ֥שׁ מֵא֖וֹת שְׁלֹשִׁ֣ים וְשִׁבְעָ֑ה וְלָהֶ֛ם מְשֹׁרְרִ֥ים וּֽמְשֹׁרְר֖וֹת מָאתָֽיִם׃ </w:t>
       </w:r>
       <w:r>
         <w:rPr>
@@ -6278,7 +6278,7 @@
           <w:shd w:val="clear" w:color="auto" w:fill="FFFFFF"/>
           <w:rtl/>
         </w:rPr>
-        <w:t>וּבַשָּׁנָ֣ה הַשֵּׁנִ֗ית לְבוֹאָ֞ם אֶל־בֵּ֤ית הָֽאֱלֹהִים֙ לִיר֣וּשָׁלַ֔͏ִם בַּחֹ֖דֶשׁ הַשֵּׁנִ֑י הֵחֵ֡לּוּ זְרֻבָּבֶ֣ל בֶּן־שְׁ֠אַלְתִּיאֵ֠ל וְיֵשׁ֨וּעַ בֶּן־יֽוֹצָדָ֜ק וּשְׁאָ֥ר אֲחֵיהֶ֣ם ׀ הַכֹּהֲנִ֣ים וְהַלְוִיִּ֗ם וְכׇל־הַבָּאִים֙ מֵהַשְּׁבִ֣י יְרֽוּשָׁלַ֔͏ִם וַיַּעֲמִ֣ידוּ אֶת־הַלְוִיִּ֗ם מִבֶּ֨ן עֶשְׂרִ֤ים שָׁנָה֙ וָמַ֔עְלָה לְנַצֵּ֖חַ עַל־מְלֶ֥אכֶת בֵּית־יְהֹוָֽה</w:t>
+        <w:t>וּבַשָּׁנָ֣ה הַשֵּׁנִ֗ית לְבוֹאָ֞ם אֶל־בֵּ֤ית הָֽאֱלֹהִים֙ לִיר֣וּשָׁלַ֔͏ִם בַּחֹ֖דֶשׁ הַשֵּׁנִ֑י הֵחֵ֡לּוּ זְרֻבָּבֶ֣ל בֶּן־שְׁ֠אַלְתִּיאֵ֠ל וְיֵשׁ֨וּעַ בֶּן־יֽוֹצָדָ֜ק וּשְׁאָ֥ר אֲחֵיהֶ֣ם׀ הַכֹּהֲנִ֣ים וְהַלְוִיִּ֗ם וְכׇל־הַבָּאִים֙ מֵהַשְּׁבִ֣י יְרֽוּשָׁלַ֔͏ִם וַיַּעֲמִ֣ידוּ אֶת־הַלְוִיִּ֗ם מִבֶּ֨ן עֶשְׂרִ֤ים שָׁנָה֙ וָמַ֔עְלָה לְנַצֵּ֖חַ עַל־מְלֶ֥אכֶת בֵּית־יְהֹוָֽה</w:t>
       </w:r>
       <w:r>
         <w:rPr>
@@ -6333,86 +6333,97 @@
           <w:vertAlign w:val="superscript"/>
           <w:rtl/>
         </w:rPr>
+        <w:t>ט </w:t>
+      </w:r>
+      <w:r>
+        <w:rPr>
+          <w:rFonts w:ascii="SBL Hebrew" w:hAnsi="SBL Hebrew" w:cs="SBL Hebrew"/>
+          <w:color w:val="993300"/>
+          <w:sz w:val="32"/>
+          <w:szCs w:val="32"/>
+          <w:shd w:val="clear" w:color="auto" w:fill="FFFFFF"/>
+          <w:rtl/>
+        </w:rPr>
+        <w:t>וַיַּעֲמֹ֣ד יֵשׁ֡וּעַ בָּנָ֣יו וְ֠אֶחָ֠יו קַדְמִיאֵ֨ל וּבָנָ֤יו בְּנֵֽי־יְהוּדָה֙ כְּאֶחָ֔ד לְנַצֵּ֛חַ עַל־עֹשֵׂ֥ה הַמְּלָאכָ֖ה בְּבֵ֣ית הָאֱלֹהִ֑ים</w:t>
+      </w:r>
+      <w:r>
+        <w:rPr>
+          <w:rFonts w:ascii="SBL Hebrew" w:hAnsi="SBL Hebrew" w:cs="SBL Hebrew"/>
+          <w:color w:val="003300"/>
+          <w:sz w:val="32"/>
+          <w:szCs w:val="32"/>
+          <w:shd w:val="clear" w:color="auto" w:fill="FFFFFF"/>
+          <w:rtl/>
+        </w:rPr>
+        <w:t> {</w:t>
+      </w:r>
+      <w:r>
+        <w:rPr>
+          <w:rFonts w:ascii="SBL Hebrew" w:hAnsi="SBL Hebrew" w:cs="SBL Hebrew"/>
+          <w:color w:val="003300"/>
+          <w:sz w:val="32"/>
+          <w:szCs w:val="32"/>
+          <w:rtl/>
+        </w:rPr>
+        <w:t>ס}</w:t>
+      </w:r>
+      <w:r>
+        <w:rPr>
+          <w:rFonts w:ascii="SBL Hebrew" w:hAnsi="SBL Hebrew" w:cs="SBL Hebrew"/>
+          <w:color w:val="993300"/>
+          <w:sz w:val="32"/>
+          <w:szCs w:val="32"/>
+          <w:rtl/>
+        </w:rPr>
+        <w:t xml:space="preserve"> </w:t>
+      </w:r>
+      <w:r>
+        <w:rPr>
+          <w:rFonts w:ascii="SBL Hebrew" w:hAnsi="SBL Hebrew" w:cs="SBL Hebrew"/>
+          <w:color w:val="993300"/>
+          <w:sz w:val="32"/>
+          <w:szCs w:val="32"/>
+          <w:shd w:val="clear" w:color="auto" w:fill="FFFFFF"/>
+          <w:rtl/>
+        </w:rPr>
+        <w:t xml:space="preserve">בְּנֵי֙ חֵֽנָדָ֔ד בְּנֵיהֶ֥ם וַאֲחֵיהֶ֖ם הַלְוִיִּֽם׃ </w:t>
+      </w:r>
+      <w:r>
+        <w:rPr>
+          <w:rFonts w:ascii="SBL Hebrew" w:hAnsi="SBL Hebrew" w:cs="SBL Hebrew"/>
+          <w:b/>
+          <w:bCs/>
+          <w:color w:val="003300"/>
+          <w:sz w:val="32"/>
+          <w:szCs w:val="32"/>
+          <w:shd w:val="clear" w:color="auto" w:fill="FFFFFF"/>
+          <w:vertAlign w:val="superscript"/>
+          <w:rtl/>
+        </w:rPr>
+        <w:t>י </w:t>
+      </w:r>
+      <w:r>
+        <w:rPr>
+          <w:rFonts w:ascii="SBL Hebrew" w:hAnsi="SBL Hebrew" w:cs="SBL Hebrew"/>
+          <w:color w:val="993300"/>
+          <w:sz w:val="32"/>
+          <w:szCs w:val="32"/>
+          <w:shd w:val="clear" w:color="auto" w:fill="FFFFFF"/>
+          <w:rtl/>
+        </w:rPr>
+        <w:t xml:space="preserve">וְיִסְּד֥וּ הַבֹּנִ֖ים אֶת־הֵיכַ֣ל יְהֹוָ֑ה וַיַּעֲמִ֩ידוּ֩ הַכֹּהֲנִ֨ים מְלֻבָּשִׁ֜ים בַּחֲצֹֽצְר֗וֹת וְהַלְוִיִּ֤ם בְּנֵֽי־אָסָף֙ בַּֽמְצִלְתַּ֔יִם לְהַלֵּל֙ אֶת־יְהֹוָ֔ה עַל־יְדֵ֖י </w:t>
+      </w:r>
+      <w:r>
+        <w:rPr>
+          <w:rFonts w:ascii="SBL Hebrew" w:hAnsi="SBL Hebrew" w:cs="SBL Hebrew"/>
+          <w:color w:val="993300"/>
+          <w:sz w:val="32"/>
+          <w:szCs w:val="32"/>
+          <w:shd w:val="clear" w:color="auto" w:fill="FFFFFF"/>
+          <w:rtl/>
+        </w:rPr>
         <w:lastRenderedPageBreak/>
-        <w:t>ט </w:t>
-      </w:r>
-      <w:r>
-        <w:rPr>
-          <w:rFonts w:ascii="SBL Hebrew" w:hAnsi="SBL Hebrew" w:cs="SBL Hebrew"/>
-          <w:color w:val="993300"/>
-          <w:sz w:val="32"/>
-          <w:szCs w:val="32"/>
-          <w:shd w:val="clear" w:color="auto" w:fill="FFFFFF"/>
-          <w:rtl/>
-        </w:rPr>
-        <w:t>וַיַּעֲמֹ֣ד יֵשׁ֡וּעַ בָּנָ֣יו וְ֠אֶחָ֠יו קַדְמִיאֵ֨ל וּבָנָ֤יו בְּנֵֽי־יְהוּדָה֙ כְּאֶחָ֔ד לְנַצֵּ֛חַ עַל־עֹשֵׂ֥ה הַמְּלָאכָ֖ה בְּבֵ֣ית הָאֱלֹהִ֑ים</w:t>
-      </w:r>
-      <w:r>
-        <w:rPr>
-          <w:rFonts w:ascii="SBL Hebrew" w:hAnsi="SBL Hebrew" w:cs="SBL Hebrew"/>
-          <w:color w:val="003300"/>
-          <w:sz w:val="32"/>
-          <w:szCs w:val="32"/>
-          <w:shd w:val="clear" w:color="auto" w:fill="FFFFFF"/>
-          <w:rtl/>
-        </w:rPr>
-        <w:t> {</w:t>
-      </w:r>
-      <w:r>
-        <w:rPr>
-          <w:rFonts w:ascii="SBL Hebrew" w:hAnsi="SBL Hebrew" w:cs="SBL Hebrew"/>
-          <w:color w:val="003300"/>
-          <w:sz w:val="32"/>
-          <w:szCs w:val="32"/>
-          <w:rtl/>
-        </w:rPr>
-        <w:t>ס}</w:t>
-      </w:r>
-      <w:r>
-        <w:rPr>
-          <w:rFonts w:ascii="SBL Hebrew" w:hAnsi="SBL Hebrew" w:cs="SBL Hebrew"/>
-          <w:color w:val="993300"/>
-          <w:sz w:val="32"/>
-          <w:szCs w:val="32"/>
-          <w:rtl/>
-        </w:rPr>
-        <w:t xml:space="preserve"> </w:t>
-      </w:r>
-      <w:r>
-        <w:rPr>
-          <w:rFonts w:ascii="SBL Hebrew" w:hAnsi="SBL Hebrew" w:cs="SBL Hebrew"/>
-          <w:color w:val="993300"/>
-          <w:sz w:val="32"/>
-          <w:szCs w:val="32"/>
-          <w:shd w:val="clear" w:color="auto" w:fill="FFFFFF"/>
-          <w:rtl/>
-        </w:rPr>
-        <w:t xml:space="preserve">בְּנֵי֙ חֵֽנָדָ֔ד בְּנֵיהֶ֥ם וַאֲחֵיהֶ֖ם הַלְוִיִּֽם׃ </w:t>
-      </w:r>
-      <w:r>
-        <w:rPr>
-          <w:rFonts w:ascii="SBL Hebrew" w:hAnsi="SBL Hebrew" w:cs="SBL Hebrew"/>
-          <w:b/>
-          <w:bCs/>
-          <w:color w:val="003300"/>
-          <w:sz w:val="32"/>
-          <w:szCs w:val="32"/>
-          <w:shd w:val="clear" w:color="auto" w:fill="FFFFFF"/>
-          <w:vertAlign w:val="superscript"/>
-          <w:rtl/>
-        </w:rPr>
-        <w:t>י </w:t>
-      </w:r>
-      <w:r>
-        <w:rPr>
-          <w:rFonts w:ascii="SBL Hebrew" w:hAnsi="SBL Hebrew" w:cs="SBL Hebrew"/>
-          <w:color w:val="993300"/>
-          <w:sz w:val="32"/>
-          <w:szCs w:val="32"/>
-          <w:shd w:val="clear" w:color="auto" w:fill="FFFFFF"/>
-          <w:rtl/>
-        </w:rPr>
-        <w:t xml:space="preserve">וְיִסְּד֥וּ הַבֹּנִ֖ים אֶת־הֵיכַ֣ל יְהֹוָ֑ה וַיַּעֲמִ֩ידוּ֩ הַכֹּהֲנִ֨ים מְלֻבָּשִׁ֜ים בַּחֲצֹֽצְר֗וֹת וְהַלְוִיִּ֤ם בְּנֵֽי־אָסָף֙ בַּֽמְצִלְתַּ֔יִם לְהַלֵּל֙ אֶת־יְהֹוָ֔ה עַל־יְדֵ֖י דָּוִ֥יד מֶֽלֶךְ־יִשְׂרָאֵֽל׃ </w:t>
+        <w:t xml:space="preserve">דָּוִ֥יד מֶֽלֶךְ־יִשְׂרָאֵֽל׃ </w:t>
       </w:r>
       <w:r>
         <w:rPr>
@@ -6670,7 +6681,7 @@
           <w:shd w:val="clear" w:color="auto" w:fill="FFFFFF"/>
           <w:rtl/>
         </w:rPr>
-        <w:t xml:space="preserve"> וְל֣וֹ ׀ אֲנַ֣חְנוּ זֹבְחִ֗ים מִימֵי֙ אֵסַ֤ר חַדֹּן֙ מֶ֣לֶךְ אַשּׁ֔וּר הַמַּעֲלֶ֥ה אֹתָ֖נוּ פֹּֽה׃ </w:t>
+        <w:t xml:space="preserve"> וְל֣וֹ׀ אֲנַ֣חְנוּ זֹבְחִ֗ים מִימֵי֙ אֵסַ֤ר חַדֹּן֙ מֶ֣לֶךְ אַשּׁ֔וּר הַמַּעֲלֶ֥ה אֹתָ֖נוּ פֹּֽה׃ </w:t>
       </w:r>
       <w:r>
         <w:rPr>
@@ -7008,19 +7019,7 @@
           <w:shd w:val="clear" w:color="auto" w:fill="FFFFFF"/>
           <w:rtl/>
         </w:rPr>
-        <w:t xml:space="preserve">וּשְׁאָ֣ר </w:t>
-      </w:r>
-      <w:r>
-        <w:rPr>
-          <w:rFonts w:ascii="SBL Hebrew" w:hAnsi="SBL Hebrew" w:cs="SBL Hebrew"/>
-          <w:color w:val="993300"/>
-          <w:sz w:val="32"/>
-          <w:szCs w:val="32"/>
-          <w:shd w:val="clear" w:color="auto" w:fill="FFFFFF"/>
-          <w:rtl/>
-        </w:rPr>
-        <w:lastRenderedPageBreak/>
-        <w:t xml:space="preserve">אֻמַּיָּ֗א דִּ֤י הַגְלִי֙ אׇסְנַפַּר֙ רַבָּ֣א וְיַקִּירָ֔א וְהוֹתֵ֣ב הִמּ֔וֹ בְּקִרְיָ֖ה דִּ֣י שָׁמְרָ֑יִן וּשְׁאָ֥ר עֲבַֽר־נַהֲרָ֖ה וּכְעֶֽנֶת׃ </w:t>
+        <w:t xml:space="preserve">וּשְׁאָ֣ר אֻמַּיָּ֗א דִּ֤י הַגְלִי֙ אׇסְנַפַּר֙ רַבָּ֣א וְיַקִּירָ֔א וְהוֹתֵ֣ב הִמּ֔וֹ בְּקִרְיָ֖ה דִּ֣י שָׁמְרָ֑יִן וּשְׁאָ֥ר עֲבַֽר־נַהֲרָ֖ה וּכְעֶֽנֶת׃ </w:t>
       </w:r>
       <w:r>
         <w:rPr>
@@ -7112,6 +7111,7 @@
           <w:vertAlign w:val="superscript"/>
           <w:rtl/>
         </w:rPr>
+        <w:lastRenderedPageBreak/>
         <w:t>יב </w:t>
       </w:r>
       <w:r>
@@ -7671,7 +7671,6 @@
           <w:u w:val="single" w:color="0000FF"/>
           <w:rtl/>
         </w:rPr>
-        <w:lastRenderedPageBreak/>
         <w:t>עזרא פרק ה</w:t>
       </w:r>
     </w:p>
@@ -7840,6 +7839,7 @@
           <w:vertAlign w:val="superscript"/>
           <w:rtl/>
         </w:rPr>
+        <w:lastRenderedPageBreak/>
         <w:t>ג </w:t>
       </w:r>
       <w:r>
@@ -7998,7 +7998,7 @@
           <w:shd w:val="clear" w:color="auto" w:fill="FFFFFF"/>
           <w:rtl/>
         </w:rPr>
-        <w:t xml:space="preserve">פַּרְשֶׁ֣גֶן אִ֠גַּרְתָּ֠א דִּֽי־שְׁלַ֞ח תַּתְּנַ֣י ׀ פַּחַ֣ת עֲבַֽר־נַהֲרָ֗ה וּשְׁתַ֤ר בּוֹזְנַי֙ וּכְנָ֣וָתֵ֔הּ אֲפַ֨רְסְכָיֵ֔א דִּ֖י בַּעֲבַ֣ר נַהֲרָ֑ה עַל־דָּרְיָ֖וֶשׁ מַלְכָּֽא׃ </w:t>
+        <w:t xml:space="preserve">פַּרְשֶׁ֣גֶן אִ֠גַּרְתָּ֠א דִּֽי־שְׁלַ֞ח תַּתְּנַ֣י׀ פַּחַ֣ת עֲבַֽר־נַהֲרָ֗ה וּשְׁתַ֤ר בּוֹזְנַי֙ וּכְנָ֣וָתֵ֔הּ אֲפַ֨רְסְכָיֵ֔א דִּ֖י בַּעֲבַ֣ר נַהֲרָ֑ה עַל־דָּרְיָ֖וֶשׁ מַלְכָּֽא׃ </w:t>
       </w:r>
       <w:r>
         <w:rPr>
@@ -8079,7 +8079,7 @@
           <w:shd w:val="clear" w:color="auto" w:fill="FFFFFF"/>
           <w:rtl/>
         </w:rPr>
-        <w:t>יְדִ֣יעַ ׀ לֶהֱוֵ֣א לְמַלְכָּ֗א דִּֽי־אֲזַ֜לְנָא לִיה֤וּד מְדִֽינְתָּא֙ לְבֵית֙ אֱלָהָ֣א רַבָּ֔א וְה֤וּא מִתְבְּנֵא֙ אֶ֣בֶן גְּלָ֔ל וְאָ֖ע מִתְּשָׂ֣ם בְּכֻתְלַיָּ֑א וַעֲבִ֥ידְתָּא דָ֛ךְ אׇסְפַּ֥רְנָא מִתְעַבְדָ֖א וּמַצְלַ֥ח בְּיֶדְהֹֽם׃</w:t>
+        <w:t>יְדִ֣יעַ׀ לֶהֱוֵ֣א לְמַלְכָּ֗א דִּֽי־אֲזַ֜לְנָא לִיה֤וּד מְדִֽינְתָּא֙ לְבֵית֙ אֱלָהָ֣א רַבָּ֔א וְה֤וּא מִתְבְּנֵא֙ אֶ֣בֶן גְּלָ֔ל וְאָ֖ע מִתְּשָׂ֣ם בְּכֻתְלַיָּ֑א וַעֲבִ֥ידְתָּא דָ֛ךְ אׇסְפַּ֥רְנָא מִתְעַבְדָ֖א וּמַצְלַ֥ח בְּיֶדְהֹֽם׃</w:t>
       </w:r>
       <w:r>
         <w:rPr>
@@ -8370,7 +8370,7 @@
           <w:shd w:val="clear" w:color="auto" w:fill="FFFFFF"/>
           <w:rtl/>
         </w:rPr>
-        <w:t xml:space="preserve">וַאֲמַר־לֵ֓הּ ׀ </w:t>
+        <w:t xml:space="preserve">וַאֲמַר־לֵ֓הּ׀ </w:t>
       </w:r>
       <w:r>
         <w:rPr>
@@ -8392,19 +8392,7 @@
           <w:shd w:val="clear" w:color="auto" w:fill="FFFFFF"/>
           <w:rtl/>
         </w:rPr>
-        <w:t xml:space="preserve"> אֵ֚ל מָֽאנַיָּ֔א שֵׂ֚א אֵֽזֶל־אֲחֵ֣ת הִמּ֔וֹ בְּהֵיכְלָ֖א דִּ֣י בִירוּשְׁלֶ֑ם וּבֵ֥ית אֱלָהָ֖א יִתְבְּנֵ֥א </w:t>
-      </w:r>
-      <w:r>
-        <w:rPr>
-          <w:rFonts w:ascii="SBL Hebrew" w:hAnsi="SBL Hebrew" w:cs="SBL Hebrew"/>
-          <w:color w:val="993300"/>
-          <w:sz w:val="32"/>
-          <w:szCs w:val="32"/>
-          <w:shd w:val="clear" w:color="auto" w:fill="FFFFFF"/>
-          <w:rtl/>
-        </w:rPr>
-        <w:lastRenderedPageBreak/>
-        <w:t>עַל־אַתְרֵֽהּ׃</w:t>
+        <w:t xml:space="preserve"> אֵ֚ל מָֽאנַיָּ֔א שֵׂ֚א אֵֽזֶל־אֲחֵ֣ת הִמּ֔וֹ בְּהֵיכְלָ֖א דִּ֣י בִירוּשְׁלֶ֑ם וּבֵ֥ית אֱלָהָ֖א יִתְבְּנֵ֥א עַל־אַתְרֵֽהּ׃</w:t>
       </w:r>
       <w:r>
         <w:rPr>
@@ -8546,6 +8534,7 @@
           <w:u w:val="single" w:color="0000FF"/>
           <w:rtl/>
         </w:rPr>
+        <w:lastRenderedPageBreak/>
         <w:t>עזרא פרק ו</w:t>
       </w:r>
     </w:p>
@@ -8581,7 +8570,7 @@
           <w:shd w:val="clear" w:color="auto" w:fill="FFFFFF"/>
           <w:rtl/>
         </w:rPr>
-        <w:t xml:space="preserve">בֵּאדַ֛יִן דָּרְיָ֥וֶשׁ מַלְכָּ֖א שָׂ֣ם טְעֵ֑ם וּבַקַּ֣רוּ ׀ בְּבֵ֣ית סִפְרַיָּ֗א דִּ֧י גִנְזַיָּ֛א מְהַחֲתִ֥ין תַּמָּ֖ה בְּבָבֶֽל׃ </w:t>
+        <w:t xml:space="preserve">בֵּאדַ֛יִן דָּרְיָ֥וֶשׁ מַלְכָּ֖א שָׂ֣ם טְעֵ֑ם וּבַקַּ֣רוּ׀ בְּבֵ֣ית סִפְרַיָּ֗א דִּ֧י גִנְזַיָּ֛א מְהַחֲתִ֥ין תַּמָּ֖ה בְּבָבֶֽל׃ </w:t>
       </w:r>
       <w:r>
         <w:rPr>
@@ -8854,7 +8843,7 @@
           <w:shd w:val="clear" w:color="auto" w:fill="FFFFFF"/>
           <w:rtl/>
         </w:rPr>
-        <w:t xml:space="preserve">וּמָ֣ה חַשְׁחָ֡ן וּבְנֵ֣י תוֹרִ֣ין וְדִכְרִ֣ין וְאִמְּרִ֣ין </w:t>
+        <w:t>וּמָ֣ה חַשְׁחָ֡ן וּבְנֵ֣י תוֹרִ֣ין וְדִכְרִ֣ין וְאִמְּרִ֣ין</w:t>
       </w:r>
       <w:r>
         <w:rPr>
@@ -8876,7 +8865,7 @@
           <w:shd w:val="clear" w:color="auto" w:fill="FFFFFF"/>
           <w:rtl/>
         </w:rPr>
-        <w:t xml:space="preserve">  לַעֲלָוָ֣ן </w:t>
+        <w:t xml:space="preserve">  לַעֲלָוָ֣ן</w:t>
       </w:r>
       <w:r>
         <w:rPr>
@@ -8898,7 +8887,7 @@
           <w:shd w:val="clear" w:color="auto" w:fill="FFFFFF"/>
           <w:rtl/>
         </w:rPr>
-        <w:t xml:space="preserve">  לֶאֱלָ֪הּ שְׁמַיָּ֟א חִנְטִ֞ין מְלַ֣ח ׀ חֲמַ֣ר וּמְשַׁ֗ח כְּמֵאמַ֨ר כָּהֲנַיָּ֤א דִי־בִירֽוּשְׁלֶם֙ לֶהֱוֵ֨א מִתְיְהֵ֥ב לְהֹ֛ם י֥וֹם </w:t>
+        <w:t xml:space="preserve">  לֶאֱלָ֪הּ שְׁמַיָּ֟א חִנְטִ֞ין מְלַ֣ח׀ חֲמַ֣ר וּמְשַׁ֗ח כְּמֵאמַ֨ר כָּהֲנַיָּ֤א דִי־בִירֽוּשְׁלֶם֙ לֶהֱוֵ֨א מִתְיְהֵ֥ב לְהֹ֛ם י֥וֹם</w:t>
       </w:r>
       <w:r>
         <w:rPr>
@@ -8995,7 +8984,7 @@
           <w:shd w:val="clear" w:color="auto" w:fill="FFFFFF"/>
           <w:rtl/>
         </w:rPr>
-        <w:t>וֵֽאלָהָ֞א דִּ֣י שַׁכִּ֧ן שְׁמֵ֣הּ תַּמָּ֗ה יְמַגַּ֞ר כׇּל־מֶ֤לֶךְ וְעַם֙ דִּ֣י ׀ יִשְׁלַ֣ח יְדֵ֗הּ לְהַשְׁנָיָ֛ה לְחַבָּלָ֛ה בֵּית־אֱלָהָ֥א דֵ֖ךְ דִּ֣י בִירוּשְׁלֶ֑ם אֲנָ֤ה דָרְיָ֙וֶשׁ֙ שָׂ֣מֶת טְעֵ֔ם אׇסְפַּ֖רְנָא יִתְעֲבִֽד</w:t>
+        <w:t>וֵֽאלָהָ֞א דִּ֣י שַׁכִּ֧ן שְׁמֵ֣הּ תַּמָּ֗ה יְמַגַּ֞ר כׇּל־מֶ֤לֶךְ וְעַם֙ דִּ֣י׀ יִשְׁלַ֣ח יְדֵ֗הּ לְהַשְׁנָיָ֛ה לְחַבָּלָ֛ה בֵּית־אֱלָהָ֥א דֵ֖ךְ דִּ֣י בִירוּשְׁלֶ֑ם אֲנָ֤ה דָרְיָ֙וֶשׁ֙ שָׂ֣מֶת טְעֵ֔ם אׇסְפַּ֖רְנָא יִתְעֲבִֽד</w:t>
       </w:r>
       <w:r>
         <w:rPr>
@@ -9050,7 +9039,6 @@
           <w:vertAlign w:val="superscript"/>
           <w:rtl/>
         </w:rPr>
-        <w:lastRenderedPageBreak/>
         <w:t>יג </w:t>
       </w:r>
       <w:r>
@@ -9179,6 +9167,7 @@
           <w:vertAlign w:val="superscript"/>
           <w:rtl/>
         </w:rPr>
+        <w:lastRenderedPageBreak/>
         <w:t>טז </w:t>
       </w:r>
       <w:r>
@@ -9414,7 +9403,7 @@
           <w:shd w:val="clear" w:color="auto" w:fill="FFFFFF"/>
           <w:rtl/>
         </w:rPr>
-        <w:t>וַיַּֽעֲשׂ֧וּ חַג־מַצּ֛וֹת שִׁבְעַ֥ת יָמִ֖ים בְּשִׂמְחָ֑ה כִּ֣י ׀ שִׂמְּחָ֣ם יְהֹוָ֗ה וְֽהֵסֵ֞ב לֵ֤ב מֶֽלֶךְ־אַשּׁוּר֙ עֲלֵיהֶ֔ם לְחַזֵּ֣ק יְדֵיהֶ֔ם בִּמְלֶ֥אכֶת בֵּית־הָאֱלֹהִ֖ים אֱלֹהֵ֥י יִשְׂרָאֵֽל</w:t>
+        <w:t>וַיַּֽעֲשׂ֧וּ חַג־מַצּ֛וֹת שִׁבְעַ֥ת יָמִ֖ים בְּשִׂמְחָ֑ה כִּ֣י׀ שִׂמְּחָ֣ם יְהֹוָ֗ה וְֽהֵסֵ֞ב לֵ֤ב מֶֽלֶךְ־אַשּׁוּר֙ עֲלֵיהֶ֔ם לְחַזֵּ֣ק יְדֵיהֶ֔ם בִּמְלֶ֥אכֶת בֵּית־הָאֱלֹהִ֖ים אֱלֹהֵ֥י יִשְׂרָאֵֽל</w:t>
       </w:r>
       <w:r>
         <w:rPr>
@@ -9689,7 +9678,6 @@
           <w:vertAlign w:val="superscript"/>
           <w:rtl/>
         </w:rPr>
-        <w:lastRenderedPageBreak/>
         <w:t>ז </w:t>
       </w:r>
       <w:r>
@@ -9833,7 +9821,7 @@
           <w:shd w:val="clear" w:color="auto" w:fill="FFFFFF"/>
           <w:rtl/>
         </w:rPr>
-        <w:t>וְזֶ֣ה ׀ פַּרְשֶׁ֣גֶן הַֽנִּשְׁתְּוָ֗ן אֲשֶׁ֤ר נָתַן֙ הַמֶּ֣לֶךְ אַרְתַּחְשַׁ֔סְתְּא לְעֶזְרָ֥א הַכֹּהֵ֖ן הַסֹּפֵ֑ר סֹפֵ֞ר דִּבְרֵ֧י מִצְוֺת־יְהֹוָ֛ה וְחֻקָּ֖יו עַל־יִשְׂרָאֵֽל</w:t>
+        <w:t>וְזֶ֣ה׀ פַּרְשֶׁ֣גֶן הַֽנִּשְׁתְּוָ֗ן אֲשֶׁ֤ר נָתַן֙ הַמֶּ֣לֶךְ אַרְתַּחְשַׁ֔סְתְּא לְעֶזְרָ֥א הַכֹּהֵ֖ן הַסֹּפֵ֑ר סֹפֵ֞ר דִּבְרֵ֧י מִצְוֺת־יְהֹוָ֛ה וְחֻקָּ֖יו עַל־יִשְׂרָאֵֽל</w:t>
       </w:r>
       <w:r>
         <w:rPr>
@@ -9888,6 +9876,7 @@
           <w:vertAlign w:val="superscript"/>
           <w:rtl/>
         </w:rPr>
+        <w:lastRenderedPageBreak/>
         <w:t>יב </w:t>
       </w:r>
       <w:r>
@@ -10024,7 +10013,7 @@
           <w:shd w:val="clear" w:color="auto" w:fill="FFFFFF"/>
           <w:rtl/>
         </w:rPr>
-        <w:t xml:space="preserve">כׇּל־קֳבֵ֣ל דְּנָה֩ אׇסְפַּ֨רְנָא תִקְנֵ֜א בְּכַסְפָּ֣א דְנָ֗ה תּוֹרִ֤ין </w:t>
+        <w:t>כׇּל־קֳבֵ֣ל דְּנָה֩ אׇסְפַּ֨רְנָא תִקְנֵ֜א בְּכַסְפָּ֣א דְנָ֗ה תּוֹרִ֤ין</w:t>
       </w:r>
       <w:r>
         <w:rPr>
@@ -10312,19 +10301,7 @@
           <w:shd w:val="clear" w:color="auto" w:fill="FFFFFF"/>
           <w:rtl/>
         </w:rPr>
-        <w:t xml:space="preserve"> דָּאיְנִין֙ לְכׇל־עַמָּא֙ דִּ֚י בַּעֲבַ֣ר נַהֲרָ֔ה לְכׇל־יָדְעֵ֖י דָּתֵ֣י אֱלָהָ֑ךְ וְדִ֧י לָ֦א </w:t>
-      </w:r>
-      <w:r>
-        <w:rPr>
-          <w:rFonts w:ascii="SBL Hebrew" w:hAnsi="SBL Hebrew" w:cs="SBL Hebrew"/>
-          <w:color w:val="993300"/>
-          <w:sz w:val="32"/>
-          <w:szCs w:val="32"/>
-          <w:shd w:val="clear" w:color="auto" w:fill="FFFFFF"/>
-          <w:rtl/>
-        </w:rPr>
-        <w:lastRenderedPageBreak/>
-        <w:t xml:space="preserve">יָדַ֖ע תְּהוֹדְעֽוּן׃ </w:t>
+        <w:t xml:space="preserve"> דָּאיְנִין֙ לְכׇל־עַמָּא֙ דִּ֚י בַּעֲבַ֣ר נַהֲרָ֔ה לְכׇל־יָדְעֵ֖י דָּתֵ֣י אֱלָהָ֑ךְ וְדִ֧י לָ֦א יָדַ֖ע תְּהוֹדְעֽוּן׃ </w:t>
       </w:r>
       <w:r>
         <w:rPr>
@@ -10532,6 +10509,7 @@
           <w:u w:val="single" w:color="0000FF"/>
           <w:rtl/>
         </w:rPr>
+        <w:lastRenderedPageBreak/>
         <w:t>עזרא פרק ח</w:t>
       </w:r>
     </w:p>
@@ -11600,7 +11578,189 @@
           <w:shd w:val="clear" w:color="auto" w:fill="FFFFFF"/>
           <w:rtl/>
         </w:rPr>
-        <w:t xml:space="preserve">וַיָּבִ֨יאּוּ לָ֜נוּ כְּיַד־אֱלֹהֵ֨ינוּ הַטּוֹבָ֤ה עָלֵ֙ינוּ֙ אִ֣ישׁ שֶׂ֔כֶל מִבְּנֵ֣י מַחְלִ֔י בֶּן־לֵוִ֖י בֶּן־יִשְׂרָאֵ֑ל וְשֵׁרֵ֥בְיָ֛ה </w:t>
+        <w:t xml:space="preserve">וַיָּבִ֨יאּוּ לָ֜נוּ כְּיַד־אֱלֹהֵ֨ינוּ הַטּוֹבָ֤ה עָלֵ֙ינוּ֙ אִ֣ישׁ שֶׂ֔כֶל מִבְּנֵ֣י מַחְלִ֔י בֶּן־לֵוִ֖י בֶּן־יִשְׂרָאֵ֑ל וְשֵׁרֵ֥בְיָ֛ה וּבָנָ֥יו וְאֶחָ֖יו שְׁמֹנָ֥ה עָשָֽׂר׃ </w:t>
+      </w:r>
+      <w:r>
+        <w:rPr>
+          <w:rFonts w:ascii="SBL Hebrew" w:hAnsi="SBL Hebrew" w:cs="SBL Hebrew"/>
+          <w:b/>
+          <w:bCs/>
+          <w:color w:val="003300"/>
+          <w:sz w:val="32"/>
+          <w:szCs w:val="32"/>
+          <w:shd w:val="clear" w:color="auto" w:fill="FFFFFF"/>
+          <w:vertAlign w:val="superscript"/>
+          <w:rtl/>
+        </w:rPr>
+        <w:t>יט </w:t>
+      </w:r>
+      <w:r>
+        <w:rPr>
+          <w:rFonts w:ascii="SBL Hebrew" w:hAnsi="SBL Hebrew" w:cs="SBL Hebrew"/>
+          <w:color w:val="993300"/>
+          <w:sz w:val="32"/>
+          <w:szCs w:val="32"/>
+          <w:shd w:val="clear" w:color="auto" w:fill="FFFFFF"/>
+          <w:rtl/>
+        </w:rPr>
+        <w:t>וְאֶ֨ת־חֲשַׁבְיָ֔ה וְאִתּ֥וֹ יְשַֽׁעְיָ֖ה מִבְּנֵ֣י מְרָרִ֑י אֶחָ֥יו וּבְנֵיהֶ֖ם עֶשְׂרִֽים׃</w:t>
+      </w:r>
+      <w:r>
+        <w:rPr>
+          <w:rFonts w:ascii="SBL Hebrew" w:hAnsi="SBL Hebrew" w:cs="SBL Hebrew"/>
+          <w:color w:val="003300"/>
+          <w:sz w:val="32"/>
+          <w:szCs w:val="32"/>
+          <w:shd w:val="clear" w:color="auto" w:fill="FFFFFF"/>
+          <w:rtl/>
+        </w:rPr>
+        <w:t> {</w:t>
+      </w:r>
+      <w:r>
+        <w:rPr>
+          <w:rFonts w:ascii="SBL Hebrew" w:hAnsi="SBL Hebrew" w:cs="SBL Hebrew"/>
+          <w:color w:val="003300"/>
+          <w:sz w:val="32"/>
+          <w:szCs w:val="32"/>
+          <w:rtl/>
+        </w:rPr>
+        <w:t>ס}</w:t>
+      </w:r>
+      <w:r>
+        <w:rPr>
+          <w:rFonts w:ascii="SBL Hebrew" w:hAnsi="SBL Hebrew" w:cs="SBL Hebrew"/>
+          <w:color w:val="993300"/>
+          <w:sz w:val="32"/>
+          <w:szCs w:val="32"/>
+          <w:shd w:val="clear" w:color="auto" w:fill="FFFFFF"/>
+          <w:rtl/>
+        </w:rPr>
+        <w:t xml:space="preserve"> </w:t>
+      </w:r>
+      <w:r>
+        <w:rPr>
+          <w:rFonts w:ascii="SBL Hebrew" w:hAnsi="SBL Hebrew" w:cs="SBL Hebrew"/>
+          <w:b/>
+          <w:bCs/>
+          <w:color w:val="003300"/>
+          <w:sz w:val="32"/>
+          <w:szCs w:val="32"/>
+          <w:shd w:val="clear" w:color="auto" w:fill="FFFFFF"/>
+          <w:vertAlign w:val="superscript"/>
+          <w:rtl/>
+        </w:rPr>
+        <w:t>כ </w:t>
+      </w:r>
+      <w:r>
+        <w:rPr>
+          <w:rFonts w:ascii="SBL Hebrew" w:hAnsi="SBL Hebrew" w:cs="SBL Hebrew"/>
+          <w:color w:val="993300"/>
+          <w:sz w:val="32"/>
+          <w:szCs w:val="32"/>
+          <w:shd w:val="clear" w:color="auto" w:fill="FFFFFF"/>
+          <w:rtl/>
+        </w:rPr>
+        <w:t xml:space="preserve">וּמִן־הַנְּתִינִ֗ים שֶׁנָּתַ֨ן דָּוִ֤יד וְהַשָּׂרִים֙ לַעֲבֹדַ֣ת הַלְוִיִּ֔ם נְתִינִ֖ים מָאתַ֣יִם וְעֶשְׂרִ֑ים כֻּלָּ֖ם נִקְּב֥וּ בְשֵׁמֽוֹת׃ </w:t>
+      </w:r>
+      <w:r>
+        <w:rPr>
+          <w:rFonts w:ascii="SBL Hebrew" w:hAnsi="SBL Hebrew" w:cs="SBL Hebrew"/>
+          <w:b/>
+          <w:bCs/>
+          <w:color w:val="003300"/>
+          <w:sz w:val="32"/>
+          <w:szCs w:val="32"/>
+          <w:shd w:val="clear" w:color="auto" w:fill="FFFFFF"/>
+          <w:vertAlign w:val="superscript"/>
+          <w:rtl/>
+        </w:rPr>
+        <w:t>כא </w:t>
+      </w:r>
+      <w:r>
+        <w:rPr>
+          <w:rFonts w:ascii="SBL Hebrew" w:hAnsi="SBL Hebrew" w:cs="SBL Hebrew"/>
+          <w:color w:val="993300"/>
+          <w:sz w:val="32"/>
+          <w:szCs w:val="32"/>
+          <w:shd w:val="clear" w:color="auto" w:fill="FFFFFF"/>
+          <w:rtl/>
+        </w:rPr>
+        <w:t xml:space="preserve">וָאֶקְרָ֨א שָׁ֥ם צוֹם֙ עַל־הַנָּהָ֣ר אַהֲוָ֔א לְהִתְעַנּ֖וֹת לִפְנֵ֣י אֱלֹהֵ֑ינוּ לְבַקֵּ֤שׁ מִמֶּ֙נּוּ֙ דֶּ֣רֶךְ יְשָׁרָ֔ה לָ֥נוּ וּלְטַפֵּ֖נוּ וּלְכׇל־רְכוּשֵֽׁנוּ׃ </w:t>
+      </w:r>
+      <w:r>
+        <w:rPr>
+          <w:rFonts w:ascii="SBL Hebrew" w:hAnsi="SBL Hebrew" w:cs="SBL Hebrew"/>
+          <w:b/>
+          <w:bCs/>
+          <w:color w:val="003300"/>
+          <w:sz w:val="32"/>
+          <w:szCs w:val="32"/>
+          <w:shd w:val="clear" w:color="auto" w:fill="FFFFFF"/>
+          <w:vertAlign w:val="superscript"/>
+          <w:rtl/>
+        </w:rPr>
+        <w:t>כב </w:t>
+      </w:r>
+      <w:r>
+        <w:rPr>
+          <w:rFonts w:ascii="SBL Hebrew" w:hAnsi="SBL Hebrew" w:cs="SBL Hebrew"/>
+          <w:color w:val="993300"/>
+          <w:sz w:val="32"/>
+          <w:szCs w:val="32"/>
+          <w:shd w:val="clear" w:color="auto" w:fill="FFFFFF"/>
+          <w:rtl/>
+        </w:rPr>
+        <w:t xml:space="preserve">כִּ֣י בֹ֗שְׁתִּי לִשְׁא֤וֹל מִן־הַמֶּ֙לֶךְ֙ חַ֣יִל וּפָרָשִׁ֔ים לְעׇזְרֵ֥נוּ מֵאוֹיֵ֖ב בַּדָּ֑רֶךְ כִּֽי־אָמַ֨רְנוּ לַמֶּ֜לֶךְ לֵאמֹ֗ר יַד־אֱלֹהֵ֤ינוּ עַל־כׇּל־מְבַקְשָׁיו֙ לְטוֹבָ֔ה וְעֻזּ֣וֹ וְאַפּ֔וֹ עַ֖ל כׇּל־עֹזְבָֽיו׃ </w:t>
+      </w:r>
+      <w:r>
+        <w:rPr>
+          <w:rFonts w:ascii="SBL Hebrew" w:hAnsi="SBL Hebrew" w:cs="SBL Hebrew"/>
+          <w:b/>
+          <w:bCs/>
+          <w:color w:val="003300"/>
+          <w:sz w:val="32"/>
+          <w:szCs w:val="32"/>
+          <w:shd w:val="clear" w:color="auto" w:fill="FFFFFF"/>
+          <w:vertAlign w:val="superscript"/>
+          <w:rtl/>
+        </w:rPr>
+        <w:t>כג </w:t>
+      </w:r>
+      <w:r>
+        <w:rPr>
+          <w:rFonts w:ascii="SBL Hebrew" w:hAnsi="SBL Hebrew" w:cs="SBL Hebrew"/>
+          <w:color w:val="993300"/>
+          <w:sz w:val="32"/>
+          <w:szCs w:val="32"/>
+          <w:shd w:val="clear" w:color="auto" w:fill="FFFFFF"/>
+          <w:rtl/>
+        </w:rPr>
+        <w:t xml:space="preserve">וַנָּצ֛וּמָה וַנְּבַקְשָׁ֥ה מֵאֱלֹהֵ֖ינוּ עַל־זֹ֑את וַיֵּעָתֵ֖ר לָֽנוּ׃ </w:t>
+      </w:r>
+      <w:r>
+        <w:rPr>
+          <w:rFonts w:ascii="SBL Hebrew" w:hAnsi="SBL Hebrew" w:cs="SBL Hebrew"/>
+          <w:b/>
+          <w:bCs/>
+          <w:color w:val="003300"/>
+          <w:sz w:val="32"/>
+          <w:szCs w:val="32"/>
+          <w:shd w:val="clear" w:color="auto" w:fill="FFFFFF"/>
+          <w:vertAlign w:val="superscript"/>
+          <w:rtl/>
+        </w:rPr>
+        <w:t>כד </w:t>
+      </w:r>
+      <w:r>
+        <w:rPr>
+          <w:rFonts w:ascii="SBL Hebrew" w:hAnsi="SBL Hebrew" w:cs="SBL Hebrew"/>
+          <w:color w:val="993300"/>
+          <w:sz w:val="32"/>
+          <w:szCs w:val="32"/>
+          <w:shd w:val="clear" w:color="auto" w:fill="FFFFFF"/>
+          <w:rtl/>
+        </w:rPr>
+        <w:t xml:space="preserve">וָאַבְדִּ֛ילָה מִשָּׂרֵ֥י הַכֹּהֲנִ֖ים </w:t>
       </w:r>
       <w:r>
         <w:rPr>
@@ -11612,189 +11772,7 @@
           <w:rtl/>
         </w:rPr>
         <w:lastRenderedPageBreak/>
-        <w:t xml:space="preserve">וּבָנָ֥יו וְאֶחָ֖יו שְׁמֹנָ֥ה עָשָֽׂר׃ </w:t>
-      </w:r>
-      <w:r>
-        <w:rPr>
-          <w:rFonts w:ascii="SBL Hebrew" w:hAnsi="SBL Hebrew" w:cs="SBL Hebrew"/>
-          <w:b/>
-          <w:bCs/>
-          <w:color w:val="003300"/>
-          <w:sz w:val="32"/>
-          <w:szCs w:val="32"/>
-          <w:shd w:val="clear" w:color="auto" w:fill="FFFFFF"/>
-          <w:vertAlign w:val="superscript"/>
-          <w:rtl/>
-        </w:rPr>
-        <w:t>יט </w:t>
-      </w:r>
-      <w:r>
-        <w:rPr>
-          <w:rFonts w:ascii="SBL Hebrew" w:hAnsi="SBL Hebrew" w:cs="SBL Hebrew"/>
-          <w:color w:val="993300"/>
-          <w:sz w:val="32"/>
-          <w:szCs w:val="32"/>
-          <w:shd w:val="clear" w:color="auto" w:fill="FFFFFF"/>
-          <w:rtl/>
-        </w:rPr>
-        <w:t>וְאֶ֨ת־חֲשַׁבְיָ֔ה וְאִתּ֥וֹ יְשַֽׁעְיָ֖ה מִבְּנֵ֣י מְרָרִ֑י אֶחָ֥יו וּבְנֵיהֶ֖ם עֶשְׂרִֽים׃</w:t>
-      </w:r>
-      <w:r>
-        <w:rPr>
-          <w:rFonts w:ascii="SBL Hebrew" w:hAnsi="SBL Hebrew" w:cs="SBL Hebrew"/>
-          <w:color w:val="003300"/>
-          <w:sz w:val="32"/>
-          <w:szCs w:val="32"/>
-          <w:shd w:val="clear" w:color="auto" w:fill="FFFFFF"/>
-          <w:rtl/>
-        </w:rPr>
-        <w:t> {</w:t>
-      </w:r>
-      <w:r>
-        <w:rPr>
-          <w:rFonts w:ascii="SBL Hebrew" w:hAnsi="SBL Hebrew" w:cs="SBL Hebrew"/>
-          <w:color w:val="003300"/>
-          <w:sz w:val="32"/>
-          <w:szCs w:val="32"/>
-          <w:rtl/>
-        </w:rPr>
-        <w:t>ס}</w:t>
-      </w:r>
-      <w:r>
-        <w:rPr>
-          <w:rFonts w:ascii="SBL Hebrew" w:hAnsi="SBL Hebrew" w:cs="SBL Hebrew"/>
-          <w:color w:val="993300"/>
-          <w:sz w:val="32"/>
-          <w:szCs w:val="32"/>
-          <w:shd w:val="clear" w:color="auto" w:fill="FFFFFF"/>
-          <w:rtl/>
-        </w:rPr>
-        <w:t xml:space="preserve"> </w:t>
-      </w:r>
-      <w:r>
-        <w:rPr>
-          <w:rFonts w:ascii="SBL Hebrew" w:hAnsi="SBL Hebrew" w:cs="SBL Hebrew"/>
-          <w:b/>
-          <w:bCs/>
-          <w:color w:val="003300"/>
-          <w:sz w:val="32"/>
-          <w:szCs w:val="32"/>
-          <w:shd w:val="clear" w:color="auto" w:fill="FFFFFF"/>
-          <w:vertAlign w:val="superscript"/>
-          <w:rtl/>
-        </w:rPr>
-        <w:t>כ </w:t>
-      </w:r>
-      <w:r>
-        <w:rPr>
-          <w:rFonts w:ascii="SBL Hebrew" w:hAnsi="SBL Hebrew" w:cs="SBL Hebrew"/>
-          <w:color w:val="993300"/>
-          <w:sz w:val="32"/>
-          <w:szCs w:val="32"/>
-          <w:shd w:val="clear" w:color="auto" w:fill="FFFFFF"/>
-          <w:rtl/>
-        </w:rPr>
-        <w:t xml:space="preserve">וּמִן־הַנְּתִינִ֗ים שֶׁנָּתַ֨ן דָּוִ֤יד וְהַשָּׂרִים֙ לַעֲבֹדַ֣ת הַלְוִיִּ֔ם נְתִינִ֖ים מָאתַ֣יִם וְעֶשְׂרִ֑ים כֻּלָּ֖ם נִקְּב֥וּ בְשֵׁמֽוֹת׃ </w:t>
-      </w:r>
-      <w:r>
-        <w:rPr>
-          <w:rFonts w:ascii="SBL Hebrew" w:hAnsi="SBL Hebrew" w:cs="SBL Hebrew"/>
-          <w:b/>
-          <w:bCs/>
-          <w:color w:val="003300"/>
-          <w:sz w:val="32"/>
-          <w:szCs w:val="32"/>
-          <w:shd w:val="clear" w:color="auto" w:fill="FFFFFF"/>
-          <w:vertAlign w:val="superscript"/>
-          <w:rtl/>
-        </w:rPr>
-        <w:t>כא </w:t>
-      </w:r>
-      <w:r>
-        <w:rPr>
-          <w:rFonts w:ascii="SBL Hebrew" w:hAnsi="SBL Hebrew" w:cs="SBL Hebrew"/>
-          <w:color w:val="993300"/>
-          <w:sz w:val="32"/>
-          <w:szCs w:val="32"/>
-          <w:shd w:val="clear" w:color="auto" w:fill="FFFFFF"/>
-          <w:rtl/>
-        </w:rPr>
-        <w:t xml:space="preserve">וָאֶקְרָ֨א שָׁ֥ם צוֹם֙ עַל־הַנָּהָ֣ר אַהֲוָ֔א לְהִתְעַנּ֖וֹת לִפְנֵ֣י אֱלֹהֵ֑ינוּ לְבַקֵּ֤שׁ מִמֶּ֙נּוּ֙ דֶּ֣רֶךְ יְשָׁרָ֔ה לָ֥נוּ וּלְטַפֵּ֖נוּ וּלְכׇל־רְכוּשֵֽׁנוּ׃ </w:t>
-      </w:r>
-      <w:r>
-        <w:rPr>
-          <w:rFonts w:ascii="SBL Hebrew" w:hAnsi="SBL Hebrew" w:cs="SBL Hebrew"/>
-          <w:b/>
-          <w:bCs/>
-          <w:color w:val="003300"/>
-          <w:sz w:val="32"/>
-          <w:szCs w:val="32"/>
-          <w:shd w:val="clear" w:color="auto" w:fill="FFFFFF"/>
-          <w:vertAlign w:val="superscript"/>
-          <w:rtl/>
-        </w:rPr>
-        <w:t>כב </w:t>
-      </w:r>
-      <w:r>
-        <w:rPr>
-          <w:rFonts w:ascii="SBL Hebrew" w:hAnsi="SBL Hebrew" w:cs="SBL Hebrew"/>
-          <w:color w:val="993300"/>
-          <w:sz w:val="32"/>
-          <w:szCs w:val="32"/>
-          <w:shd w:val="clear" w:color="auto" w:fill="FFFFFF"/>
-          <w:rtl/>
-        </w:rPr>
-        <w:t xml:space="preserve">כִּ֣י בֹ֗שְׁתִּי לִשְׁא֤וֹל מִן־הַמֶּ֙לֶךְ֙ חַ֣יִל וּפָרָשִׁ֔ים לְעׇזְרֵ֥נוּ מֵאוֹיֵ֖ב בַּדָּ֑רֶךְ כִּֽי־אָמַ֨רְנוּ לַמֶּ֜לֶךְ לֵאמֹ֗ר יַד־אֱלֹהֵ֤ינוּ עַל־כׇּל־מְבַקְשָׁיו֙ לְטוֹבָ֔ה וְעֻזּ֣וֹ וְאַפּ֔וֹ עַ֖ל כׇּל־עֹזְבָֽיו׃ </w:t>
-      </w:r>
-      <w:r>
-        <w:rPr>
-          <w:rFonts w:ascii="SBL Hebrew" w:hAnsi="SBL Hebrew" w:cs="SBL Hebrew"/>
-          <w:b/>
-          <w:bCs/>
-          <w:color w:val="003300"/>
-          <w:sz w:val="32"/>
-          <w:szCs w:val="32"/>
-          <w:shd w:val="clear" w:color="auto" w:fill="FFFFFF"/>
-          <w:vertAlign w:val="superscript"/>
-          <w:rtl/>
-        </w:rPr>
-        <w:t>כג </w:t>
-      </w:r>
-      <w:r>
-        <w:rPr>
-          <w:rFonts w:ascii="SBL Hebrew" w:hAnsi="SBL Hebrew" w:cs="SBL Hebrew"/>
-          <w:color w:val="993300"/>
-          <w:sz w:val="32"/>
-          <w:szCs w:val="32"/>
-          <w:shd w:val="clear" w:color="auto" w:fill="FFFFFF"/>
-          <w:rtl/>
-        </w:rPr>
-        <w:t xml:space="preserve">וַנָּצ֛וּמָה וַנְּבַקְשָׁ֥ה מֵאֱלֹהֵ֖ינוּ עַל־זֹ֑את וַיֵּעָתֵ֖ר לָֽנוּ׃ </w:t>
-      </w:r>
-      <w:r>
-        <w:rPr>
-          <w:rFonts w:ascii="SBL Hebrew" w:hAnsi="SBL Hebrew" w:cs="SBL Hebrew"/>
-          <w:b/>
-          <w:bCs/>
-          <w:color w:val="003300"/>
-          <w:sz w:val="32"/>
-          <w:szCs w:val="32"/>
-          <w:shd w:val="clear" w:color="auto" w:fill="FFFFFF"/>
-          <w:vertAlign w:val="superscript"/>
-          <w:rtl/>
-        </w:rPr>
-        <w:t>כד </w:t>
-      </w:r>
-      <w:r>
-        <w:rPr>
-          <w:rFonts w:ascii="SBL Hebrew" w:hAnsi="SBL Hebrew" w:cs="SBL Hebrew"/>
-          <w:color w:val="993300"/>
-          <w:sz w:val="32"/>
-          <w:szCs w:val="32"/>
-          <w:shd w:val="clear" w:color="auto" w:fill="FFFFFF"/>
-          <w:rtl/>
-        </w:rPr>
-        <w:t xml:space="preserve">וָאַבְדִּ֛ילָה מִשָּׂרֵ֥י הַכֹּהֲנִ֖ים שְׁנֵ֣ים עָשָׂ֑ר לְשֵׁרֵֽבְיָ֣ה חֲשַׁבְיָ֔ה וְעִמָּהֶ֥ם מֵאֲחֵיהֶ֖ם עֲשָׂרָֽה׃ </w:t>
+        <w:t xml:space="preserve">שְׁנֵ֣ים עָשָׂ֑ר לְשֵׁרֵֽבְיָ֣ה חֲשַׁבְיָ֔ה וְעִמָּהֶ֥ם מֵאֲחֵיהֶ֖ם עֲשָׂרָֽה׃ </w:t>
       </w:r>
       <w:r>
         <w:rPr>
@@ -12162,7 +12140,7 @@
           <w:shd w:val="clear" w:color="auto" w:fill="FFFFFF"/>
           <w:rtl/>
         </w:rPr>
-        <w:t>הַ֠בָּאִ֠ים מֵֽהַשְּׁבִ֨י בְנֵֽי־הַגּוֹלָ֜ה הִקְרִ֥יבוּ עֹל֣וֹת ׀ לֵאלֹהֵ֣י יִשְׂרָאֵ֗ל פָּרִ֨ים שְׁנֵים־עָשָׂ֤ר עַל־כׇּל־יִשְׂרָאֵל֙ אֵילִ֣ים ׀ תִּשְׁעִ֣ים וְשִׁשָּׁ֗ה כְּבָשִׂים֙ שִׁבְעִ֣ים וְשִׁבְעָ֔ה צְפִירֵ֥י חַטָּ֖את שְׁנֵ֣ים עָשָׂ֑ר הַכֹּ֖ל עוֹלָ֥ה לַיהֹוָֽה</w:t>
+        <w:t>הַ֠בָּאִ֠ים מֵֽהַשְּׁבִ֨י בְנֵֽי־הַגּוֹלָ֜ה הִקְרִ֥יבוּ עֹל֣וֹת׀ לֵאלֹהֵ֣י יִשְׂרָאֵ֗ל פָּרִ֨ים שְׁנֵים־עָשָׂ֤ר עַל־כׇּל־יִשְׂרָאֵל֙ אֵילִ֣ים׀ תִּשְׁעִ֣ים וְשִׁשָּׁ֗ה כְּבָשִׂים֙ שִׁבְעִ֣ים וְשִׁבְעָ֔ה צְפִירֵ֥י חַטָּ֖את שְׁנֵ֣ים עָשָׂ֑ר הַכֹּ֖ל עוֹלָ֥ה לַיהֹוָֽה</w:t>
       </w:r>
       <w:r>
         <w:rPr>
@@ -12228,7 +12206,7 @@
           <w:shd w:val="clear" w:color="auto" w:fill="FFFFFF"/>
           <w:rtl/>
         </w:rPr>
-        <w:t>וַֽיִּתְּנ֣וּ ׀ אֶת־דָּתֵ֣י הַמֶּ֗לֶךְ לַאֲחַשְׁדַּרְפְּנֵי֙ הַמֶּ֔לֶךְ וּפַחֲו֖וֹת עֵ֣בֶר הַנָּהָ֑ר וְנִשְּׂא֥וּ אֶת־הָעָ֖ם וְאֶת־בֵּ֥ית הָאֱלֹהִֽים׃</w:t>
+        <w:t>וַֽיִּתְּנ֣וּ׀ אֶת־דָּתֵ֣י הַמֶּ֗לֶךְ לַאֲחַשְׁדַּרְפְּנֵי֙ הַמֶּ֔לֶךְ וּפַחֲו֖וֹת עֵ֣בֶר הַנָּהָ֑ר וְנִשְּׂא֥וּ אֶת־הָעָ֖ם וְאֶת־בֵּ֥ית הָאֱלֹהִֽים׃</w:t>
       </w:r>
       <w:r>
         <w:rPr>
@@ -12288,7 +12266,6 @@
           <w:u w:val="single" w:color="0000FF"/>
           <w:rtl/>
         </w:rPr>
-        <w:lastRenderedPageBreak/>
         <w:t>עזרא פרק ט</w:t>
       </w:r>
     </w:p>
@@ -12349,7 +12326,19 @@
           <w:shd w:val="clear" w:color="auto" w:fill="FFFFFF"/>
           <w:rtl/>
         </w:rPr>
-        <w:t>כִּֽי־נָשְׂא֣וּ מִבְּנֹֽתֵיהֶ֗ם לָהֶם֙ וְלִבְנֵיהֶ֔ם וְהִתְעָֽרְבוּ֙ זֶ֣רַע הַקֹּ֔דֶשׁ בְּעַמֵּ֖י הָאֲרָצ֑וֹת וְיַ֧ד הַשָּׂרִ֣ים וְהַסְּגָנִ֗ים הָ֥יְתָ֛ה בַּמַּ֥עַל הַזֶּ֖ה רִאשׁוֹנָֽה׃</w:t>
+        <w:t xml:space="preserve">כִּֽי־נָשְׂא֣וּ מִבְּנֹֽתֵיהֶ֗ם לָהֶם֙ וְלִבְנֵיהֶ֔ם וְהִתְעָֽרְבוּ֙ זֶ֣רַע הַקֹּ֔דֶשׁ בְּעַמֵּ֖י הָאֲרָצ֑וֹת וְיַ֧ד </w:t>
+      </w:r>
+      <w:r>
+        <w:rPr>
+          <w:rFonts w:ascii="SBL Hebrew" w:hAnsi="SBL Hebrew" w:cs="SBL Hebrew"/>
+          <w:color w:val="993300"/>
+          <w:sz w:val="32"/>
+          <w:szCs w:val="32"/>
+          <w:shd w:val="clear" w:color="auto" w:fill="FFFFFF"/>
+          <w:rtl/>
+        </w:rPr>
+        <w:lastRenderedPageBreak/>
+        <w:t>הַשָּׂרִ֣ים וְהַסְּגָנִ֗ים הָ֥יְתָ֛ה בַּמַּ֥עַל הַזֶּ֖ה רִאשׁוֹנָֽה׃</w:t>
       </w:r>
       <w:r>
         <w:rPr>
@@ -12506,7 +12495,7 @@
           <w:shd w:val="clear" w:color="auto" w:fill="FFFFFF"/>
           <w:rtl/>
         </w:rPr>
-        <w:t xml:space="preserve">מִימֵ֣י אֲבֹתֵ֗ינוּ אֲנַ֙חְנוּ֙ בְּאַשְׁמָ֣ה גְדֹלָ֔ה עַ֖ד הַיּ֣וֹם הַזֶּ֑ה וּבַעֲוֺנֹתֵ֡ינוּ נִתַּ֡נּוּ אֲנַ֩חְנוּ֩ מְלָכֵ֨ינוּ כֹהֲנֵ֜ינוּ בְּיַ֣ד ׀ מַלְכֵ֣י הָאֲרָצ֗וֹת בַּחֶ֜רֶב בַּשְּׁבִ֧י וּבַבִּזָּ֛ה וּבְבֹ֥שֶׁת פָּנִ֖ים כְּהַיּ֥וֹם הַזֶּֽה׃ </w:t>
+        <w:t xml:space="preserve">מִימֵ֣י אֲבֹתֵ֗ינוּ אֲנַ֙חְנוּ֙ בְּאַשְׁמָ֣ה גְדֹלָ֔ה עַ֖ד הַיּ֣וֹם הַזֶּ֑ה וּבַעֲוֺנֹתֵ֡ינוּ נִתַּ֡נּוּ אֲנַ֩חְנוּ֩ מְלָכֵ֨ינוּ כֹהֲנֵ֜ינוּ בְּיַ֣ד׀ מַלְכֵ֣י הָאֲרָצ֗וֹת בַּחֶ֜רֶב בַּשְּׁבִ֧י וּבַבִּזָּ֛ה וּבְבֹ֥שֶׁת פָּנִ֖ים כְּהַיּ֥וֹם הַזֶּֽה׃ </w:t>
       </w:r>
       <w:r>
         <w:rPr>
@@ -12531,7 +12520,7 @@
           <w:shd w:val="clear" w:color="auto" w:fill="FFFFFF"/>
           <w:rtl/>
         </w:rPr>
-        <w:t xml:space="preserve">וְעַתָּ֡ה כִּמְעַט־רֶ֩גַע֩ הָיְתָ֨ה תְחִנָּ֜ה מֵאֵ֣ת ׀ יְהֹוָ֣ה אֱלֹהֵ֗ינוּ לְהַשְׁאִ֥יר לָ֙נוּ֙ פְּלֵיטָ֔ה וְלָתֶת־לָ֥נוּ יָתֵ֖ד בִּמְק֣וֹם קׇדְשׁ֑וֹ לְהָאִ֤יר עֵינֵ֙ינוּ֙ אֱלֹהֵ֔ינוּ וּלְתִתֵּ֛נוּ מִֽחְיָ֥ה מְעַ֖ט בְּעַבְדֻתֵֽנוּ׃ </w:t>
+        <w:t xml:space="preserve">וְעַתָּ֡ה כִּמְעַט־רֶ֩גַע֩ הָיְתָ֨ה תְחִנָּ֜ה מֵאֵ֣ת׀ יְהֹוָ֣ה אֱלֹהֵ֗ינוּ לְהַשְׁאִ֥יר לָ֙נוּ֙ פְּלֵיטָ֔ה וְלָתֶת־לָ֥נוּ יָתֵ֖ד בִּמְק֣וֹם קׇדְשׁ֑וֹ לְהָאִ֤יר עֵינֵ֙ינוּ֙ אֱלֹהֵ֔ינוּ וּלְתִתֵּ֛נוּ מִֽחְיָ֥ה מְעַ֖ט בְּעַבְדֻתֵֽנוּ׃ </w:t>
       </w:r>
       <w:r>
         <w:rPr>
@@ -12688,7 +12677,7 @@
           <w:shd w:val="clear" w:color="auto" w:fill="FFFFFF"/>
           <w:rtl/>
         </w:rPr>
-        <w:t xml:space="preserve">וְאַֽחֲרֵי֙ כׇּל־הַבָּ֣א עָלֵ֔ינוּ בְּמַעֲשֵׂ֙ינוּ֙ הָרָעִ֔ים וּבְאַשְׁמָתֵ֖נוּ הַגְּדֹלָ֑ה כִּ֣י ׀ אַתָּ֣ה אֱלֹהֵ֗ינוּ חָשַׂ֤כְתָּֽ לְמַ֙טָּה֙ מֵֽעֲוֺנֵ֔נוּ וְנָתַ֥תָּה לָּ֛נוּ פְּלֵיטָ֖ה כָּזֹֽאת׃ </w:t>
+        <w:t xml:space="preserve">וְאַֽחֲרֵי֙ כׇּל־הַבָּ֣א עָלֵ֔ינוּ בְּמַעֲשֵׂ֙ינוּ֙ הָרָעִ֔ים וּבְאַשְׁמָתֵ֖נוּ הַגְּדֹלָ֑ה כִּ֣י׀ אַתָּ֣ה אֱלֹהֵ֗ינוּ חָשַׂ֤כְתָּֽ לְמַ֙טָּה֙ מֵֽעֲוֺנֵ֔נוּ וְנָתַ֥תָּה לָּ֛נוּ פְּלֵיטָ֖ה כָּזֹֽאת׃ </w:t>
       </w:r>
       <w:r>
         <w:rPr>
@@ -12849,7 +12838,6 @@
           <w:u w:val="single" w:color="0000FF"/>
           <w:rtl/>
         </w:rPr>
-        <w:lastRenderedPageBreak/>
         <w:t>עזרא פרק י</w:t>
       </w:r>
     </w:p>
@@ -12964,7 +12952,19 @@
           <w:shd w:val="clear" w:color="auto" w:fill="FFFFFF"/>
           <w:rtl/>
         </w:rPr>
-        <w:t xml:space="preserve"> עֵילָם֙ וַיֹּ֣אמֶר לְעֶזְרָ֔א אֲנַ֙חְנוּ֙ מָעַ֣לְנוּ בֵאלֹהֵ֔ינוּ וַנֹּ֛שֶׁב נָשִׁ֥ים נׇכְרִיּ֖וֹת מֵעַמֵּ֣י הָאָ֑רֶץ וְעַתָּ֛ה יֵשׁ־מִקְוֶ֥ה לְיִשְׂרָאֵ֖ל עַל־זֹֽאת׃ </w:t>
+        <w:t xml:space="preserve"> עֵילָם֙ וַיֹּ֣אמֶר לְעֶזְרָ֔א אֲנַ֙חְנוּ֙ מָעַ֣לְנוּ בֵאלֹהֵ֔ינוּ וַנֹּ֛שֶׁב נָשִׁ֥ים נׇכְרִיּ֖וֹת מֵעַמֵּ֣י </w:t>
+      </w:r>
+      <w:r>
+        <w:rPr>
+          <w:rFonts w:ascii="SBL Hebrew" w:hAnsi="SBL Hebrew" w:cs="SBL Hebrew"/>
+          <w:color w:val="993300"/>
+          <w:sz w:val="32"/>
+          <w:szCs w:val="32"/>
+          <w:shd w:val="clear" w:color="auto" w:fill="FFFFFF"/>
+          <w:rtl/>
+        </w:rPr>
+        <w:lastRenderedPageBreak/>
+        <w:t xml:space="preserve">הָאָ֑רֶץ וְעַתָּ֛ה יֵשׁ־מִקְוֶ֥ה לְיִשְׂרָאֵ֖ל עַל־זֹֽאת׃ </w:t>
       </w:r>
       <w:r>
         <w:rPr>
@@ -13244,7 +13244,7 @@
           <w:shd w:val="clear" w:color="auto" w:fill="FFFFFF"/>
           <w:rtl/>
         </w:rPr>
-        <w:t xml:space="preserve">וַיִּקָּבְצ֣וּ כׇל־אַנְשֵֽׁי־יְהוּדָה֩ וּבִנְיָמִ֨ן </w:t>
+        <w:t>וַיִּקָּבְצ֣וּ כׇל־אַנְשֵֽׁי־יְהוּדָה֩ וּבִנְיָמִ֨ן</w:t>
       </w:r>
       <w:r>
         <w:rPr>
@@ -13454,7 +13454,7 @@
           <w:shd w:val="clear" w:color="auto" w:fill="FFFFFF"/>
           <w:rtl/>
         </w:rPr>
-        <w:t>יַֽעַמְדוּ־נָ֣א שָׂ֠רֵ֠ינוּ לְֽכׇל־הַקָּהָ֞ל וְכֹ֣ל ׀ אֲשֶׁ֣ר בֶּעָרֵ֗ינוּ הַהֹשִׁ֞יב נָשִׁ֤ים נׇכְרִיּוֹת֙ יָבֹא֙ לְעִתִּ֣ים מְזֻמָּנִ֔ים וְעִמָּהֶ֛ם זִקְנֵי־עִ֥יר וָעִ֖יר וְשֹׁפְטֶ֑יהָ עַ֠ד לְהָשִׁ֞יב חֲר֤וֹן אַף־אֱלֹהֵ֙ינוּ֙ מִמֶּ֔נּוּ עַ֖ד לַדָּבָ֥ר הַזֶּֽה</w:t>
+        <w:t>יַֽעַמְדוּ־נָ֣א שָׂ֠רֵ֠ינוּ לְֽכׇל־הַקָּהָ֞ל וְכֹ֣ל׀ אֲשֶׁ֣ר בֶּעָרֵ֗ינוּ הַהֹשִׁ֞יב נָשִׁ֤ים נׇכְרִיּוֹת֙ יָבֹא֙ לְעִתִּ֣ים מְזֻמָּנִ֔ים וְעִמָּהֶ֛ם זִקְנֵי־עִ֥יר וָעִ֖יר וְשֹׁפְטֶ֑יהָ עַ֠ד לְהָשִׁ֞יב חֲר֤וֹן אַף־אֱלֹהֵ֙ינוּ֙ מִמֶּ֔נּוּ עַ֖ד לַדָּבָ֥ר הַזֶּֽה</w:t>
       </w:r>
       <w:r>
         <w:rPr>
@@ -13509,7 +13509,6 @@
           <w:vertAlign w:val="superscript"/>
           <w:rtl/>
         </w:rPr>
-        <w:lastRenderedPageBreak/>
         <w:t>טו </w:t>
       </w:r>
       <w:r>
@@ -13790,6 +13789,7 @@
           <w:vertAlign w:val="superscript"/>
           <w:rtl/>
         </w:rPr>
+        <w:lastRenderedPageBreak/>
         <w:t>כב </w:t>
       </w:r>
       <w:r>
